--- a/deliverables/PREA_versus_Policy_Crosswalk.docx
+++ b/deliverables/PREA_versus_Policy_Crosswalk.docx
@@ -71,7 +71,7 @@
           <w:sz w:val="22"/>
           <w:szCs w:val="22"/>
         </w:rPr>
-        <w:t xml:space="preserve">Gap register Revision 3. 83 requirements assessed against 14 departmental policies.</w:t>
+        <w:t xml:space="preserve">Gap register Revision 4. 83 requirements assessed against 17 departmental policies.</w:t>
       </w:r>
     </w:p>
     <w:tbl>
@@ -121,7 +121,7 @@
                 <w:sz w:val="20"/>
                 <w:szCs w:val="20"/>
               </w:rPr>
-              <w:t xml:space="preserve">It is a policy-to-standard comparison prepared for internal remediation planning. Findings state what the documents reviewed contain. Where a requirement is recorded as not addressed, that means no provision appeared in the 14 documents reviewed, not that the practice does not occur. Statutory questions route to County Counsel.</w:t>
+              <w:t xml:space="preserve">It is a policy-to-standard comparison prepared for internal remediation planning. Findings state what the documents reviewed contain. Where a requirement is recorded as not addressed, that means no provision appeared in the 17 documents reviewed, not that the practice does not occur. Statutory questions route to County Counsel.</w:t>
             </w:r>
           </w:p>
         </w:tc>
@@ -181,7 +181,7 @@
         <w:rPr>
           <w:color w:val="1A1A1A"/>
         </w:rPr>
-        <w:t xml:space="preserve">The gap register records, for each requirement, what the department has. This document sets the requirement and the departmental provision next to each other so the divergence is visible on its face, and then inverts the view so each of the 14 reviewed policies can be worked one at a time.</w:t>
+        <w:t xml:space="preserve">The gap register records, for each requirement, what the department has. This document sets the requirement and the departmental provision next to each other so the divergence is visible on its face, and then inverts the view so each of the 17 reviewed policies can be worked one at a time.</w:t>
       </w:r>
     </w:p>
     <w:p>
@@ -230,7 +230,7 @@
         <w:rPr>
           <w:color w:val="1A1A1A"/>
         </w:rPr>
-        <w:t xml:space="preserve">The documents reviewed contain no provision on the point. Seventeen requirements sit here. Eleven of them cite no departmental document at all, so they cannot be closed by amendment: they need drafting or an administrative decision.</w:t>
+        <w:t xml:space="preserve">The documents reviewed contain no provision on the point. Sixteen requirements sit here. Ten of them cite no departmental document at all, so they cannot be closed by amendment: they need drafting or an administrative decision.</w:t>
       </w:r>
     </w:p>
     <w:p>
@@ -249,7 +249,7 @@
         <w:rPr>
           <w:color w:val="1A1A1A"/>
         </w:rPr>
-        <w:t xml:space="preserve">A provision exists and does part of the work. Thirty-nine requirements sit here, and this is where most of the remediation labor is. A partial finding is usually cheaper to close than it looks, because the drafting anchor already exists.</w:t>
+        <w:t xml:space="preserve">A provision exists and does part of the work. Forty requirements sit here, and this is where most of the remediation labor is. A partial finding is usually cheaper to close than it looks, because the drafting anchor already exists.</w:t>
       </w:r>
     </w:p>
     <w:p>
@@ -526,7 +526,7 @@
                 <w:sz w:val="19"/>
                 <w:szCs w:val="19"/>
               </w:rPr>
-              <w:t xml:space="preserve">17</w:t>
+              <w:t xml:space="preserve">16</w:t>
             </w:r>
           </w:p>
         </w:tc>
@@ -554,7 +554,7 @@
                 <w:sz w:val="19"/>
                 <w:szCs w:val="19"/>
               </w:rPr>
-              <w:t xml:space="preserve">20%</w:t>
+              <w:t xml:space="preserve">19%</w:t>
             </w:r>
           </w:p>
         </w:tc>
@@ -609,7 +609,7 @@
                 <w:sz w:val="19"/>
                 <w:szCs w:val="19"/>
               </w:rPr>
-              <w:t xml:space="preserve">39</w:t>
+              <w:t xml:space="preserve">40</w:t>
             </w:r>
           </w:p>
         </w:tc>
@@ -636,7 +636,7 @@
                 <w:sz w:val="19"/>
                 <w:szCs w:val="19"/>
               </w:rPr>
-              <w:t xml:space="preserve">47%</w:t>
+              <w:t xml:space="preserve">48%</w:t>
             </w:r>
           </w:p>
         </w:tc>
@@ -2313,7 +2313,7 @@
                 <w:sz w:val="19"/>
                 <w:szCs w:val="19"/>
               </w:rPr>
-              <w:t xml:space="preserve">3</w:t>
+              <w:t xml:space="preserve">2</w:t>
             </w:r>
           </w:p>
         </w:tc>
@@ -2340,7 +2340,7 @@
                 <w:sz w:val="19"/>
                 <w:szCs w:val="19"/>
               </w:rPr>
-              <w:t xml:space="preserve">5</w:t>
+              <w:t xml:space="preserve">6</w:t>
             </w:r>
           </w:p>
         </w:tc>
@@ -13125,7 +13125,7 @@
                 <w:sz w:val="19"/>
                 <w:szCs w:val="19"/>
               </w:rPr>
-              <w:t xml:space="preserve">PREA Policy III.D; OO 1352 III.E.1.a (S-4 High single room), III.I (S-8 single room)</w:t>
+              <w:t xml:space="preserve">PREA Policy III.D; OO 1352 III.E.1.a (S-4 High single room), III.I (S-8 single room); OO 1354.5 (Room Confinement, eff. 04/05/2023) I.A-E, II.A-K, III.A</w:t>
             </w:r>
           </w:p>
         </w:tc>
@@ -13171,7 +13171,7 @@
         <w:rPr>
           <w:color w:val="1A1A1A"/>
         </w:rPr>
-        <w:t xml:space="preserve">Last resort standard, daily large-muscle exercise, legally required education, and the 30-day review are present in PREA Policy III.D. Defects: the policy says 'regular visits from medical or mental health staff' where the standard requires daily visits from a clinician, and it does not require documentation of the basis for the safety concern or of why no alternative separation could be arranged. OO 1352 adds a further problem by mandating single-room housing at all times for S-4 High and for S-8 by category, without the individualized documentation 115.342(h) requires. All protective separation must also be reconciled with WIC 208.3 and 15 CCR 1354.5, which impose a four-hour review cycle and documented supervisor authorization. The PREA policy predates 208.3 and does not address the interaction.</w:t>
+        <w:t xml:space="preserve">Materially improved by OO 1354.5, effective April 5, 2023, which was not available for revisions 1 through 3. What that order supplies: room confinement only on enumerated criteria, with less restrictive options attempted and exhausted (I.A), which is the last resort standard; an express prohibition on confinement for punishment, coercion, convenience, or retaliation by staff, and on confinement that compromises the youth's mental or physical health (I.C), tracking WIC 208.3; thorough documentation in an Institutional Incident Report including the time placed and the time removed, imposed only by a supervisor or Watch Commander (I.B); and for extended room confinement beyond four hours, documented justification (II.E), imposition only by a YDF manager (II.G), documented manager authorization for the initial extension and again every four hours thereafter carrying the justification, the basis for the extension, and the date and time the youth is authorized to return to full programming (II.K), an individualized reintegration plan with goals and objectives (II.H.4, II.K.3), and immediate discontinuance once the youth can safely return (II.H.5). III.A guarantees one hour of large muscle exercise, education including individual instruction in the unit day space or the youth's room where classroom attendance is unsafe, and access to medical services and mental health counseling. The four-hour review cycle and the documented supervisor authorization that revision 3 recorded as missing are therefore present, and the WIC 208.3 interaction that revision 3 said the PREA policy did not address is now addressed in a current order. Two defects persist and one is new. First, III.A guarantees access to medical services and mental health counseling, where the standard requires daily visits from a medical or mental health clinician. Access is a weaker duty than an affirmative daily visit, and on its face weaker than the regular visits language in PREA Policy III.D that revision 3 already scored as insufficient. Second, no provision expressly requires documentation of why no alternative separation could be arranged, which 115.342(h) requires, although I.A.4 makes exhaustion of less restrictive options a criterion and I.B requires thorough IIR documentation, so this is close. Third and most significant for PREA: OO 1354.5 defines Separation in its definitions section, expressly including protective custody, and then regulates only Room Confinement and Extended Room Confinement. None of the safeguards above attach to a protective separation, which is the placement this standard actually governs. OO 1352's categorical single-room rules for S-4 High and S-8 remain in place and remain the other half of this finding. OO 1354, still outstanding, is the document that would close the scope hole.</w:t>
       </w:r>
     </w:p>
     <w:p>
@@ -13186,7 +13186,7 @@
           <w:sz w:val="19"/>
           <w:szCs w:val="19"/>
         </w:rPr>
-        <w:t xml:space="preserve">Change log: REVISED: OO 1352 categorical single-room rules added to the gap.</w:t>
+        <w:t xml:space="preserve">Change log: REVISED: OO 1352 categorical single-room rules added to the gap. REVISED in 4: OO 1354.5 reviewed. Four-hour cycle, supervisor authorization, exercise, education, and the punitive-use prohibition are now documented. Daily clinician visits still missing, and OO 1354.5 excludes protective separation from its own scope.</w:t>
       </w:r>
     </w:p>
     <w:p>
@@ -13581,7 +13581,7 @@
         <w:keepNext/>
       </w:pPr>
       <w:r>
-        <w:t xml:space="preserve">41. 28 CFR 115.351(e)</w:t>
+        <w:t xml:space="preserve">44. 28 CFR 115.353(c)</w:t>
       </w:r>
     </w:p>
     <w:tbl>
@@ -13706,7 +13706,7 @@
                 <w:sz w:val="19"/>
                 <w:szCs w:val="19"/>
               </w:rPr>
-              <w:t xml:space="preserve">None</w:t>
+              <w:t xml:space="preserve">OO 1361 I.C names WEAVE; no MOU located</w:t>
             </w:r>
           </w:p>
         </w:tc>
@@ -13733,7 +13733,7 @@
         <w:rPr>
           <w:color w:val="1A1A1A"/>
         </w:rPr>
-        <w:t xml:space="preserve">Provide a method for staff to privately report sexual abuse and sexual harassment of residents.</w:t>
+        <w:t xml:space="preserve">Maintain or attempt to enter into memoranda of understanding or other agreements with community service providers able to provide confidential emotional support services related to sexual abuse; maintain copies of the agreements or documentation of attempts.</w:t>
       </w:r>
     </w:p>
     <w:p>
@@ -13752,7 +13752,7 @@
         <w:rPr>
           <w:color w:val="1A1A1A"/>
         </w:rPr>
-        <w:t xml:space="preserve">Reverts to Not Addressed. Revision 2.1 credited non-agency staff advocates as a possible private staff reporting route; the department confirms those advocates no longer exist. Staff therefore have no private channel for reporting sexual abuse or sexual harassment of a resident. The PREA policy and OO 1453 both route staff reports to the Duty Supervisor, which is not private where the suspected abuser is a supervisor or sits in the reporting staff member's chain of command. This is a discrete gap with a cheap fix: a confidential line, a named recipient outside the chain, or an express route to Internal Affairs stated in policy.</w:t>
+        <w:t xml:space="preserve">No MOU requirement and no evidence of an MOU with a rape crisis center or victim services provider, or of documented attempts to obtain one. Auditors request the agreement or the attempt documentation as a document review item and there is no way to pass this standard without one on file. The good news is that OO 1361 already names WEAVE as an available confidential support line, so an operating relationship exists in some form and formalizing it should be a short task rather than a new partnership.</w:t>
       </w:r>
     </w:p>
     <w:p>
@@ -13767,7 +13767,7 @@
           <w:sz w:val="19"/>
           <w:szCs w:val="19"/>
         </w:rPr>
-        <w:t xml:space="preserve">Change log: REVISED in 3: downgraded from Partial. The advocates credited in revision 2.1 no longer exist.</w:t>
+        <w:t xml:space="preserve">Change log: REVISED: was Critical. WEAVE relationship already referenced in policy, so this is a documentation task.</w:t>
       </w:r>
     </w:p>
     <w:p>
@@ -13776,7 +13776,7 @@
         <w:keepNext/>
       </w:pPr>
       <w:r>
-        <w:t xml:space="preserve">44. 28 CFR 115.353(c)</w:t>
+        <w:t xml:space="preserve">46. 28 CFR 115.354; 15 CCR 1324(n)</w:t>
       </w:r>
     </w:p>
     <w:tbl>
@@ -13901,7 +13901,7 @@
                 <w:sz w:val="19"/>
                 <w:szCs w:val="19"/>
               </w:rPr>
-              <w:t xml:space="preserve">OO 1361 I.C names WEAVE; no MOU located</w:t>
+              <w:t xml:space="preserve">None</w:t>
             </w:r>
           </w:p>
         </w:tc>
@@ -13928,7 +13928,7 @@
         <w:rPr>
           <w:color w:val="1A1A1A"/>
         </w:rPr>
-        <w:t xml:space="preserve">Maintain or attempt to enter into memoranda of understanding or other agreements with community service providers able to provide confidential emotional support services related to sexual abuse; maintain copies of the agreements or documentation of attempts.</w:t>
+        <w:t xml:space="preserve">Establish a method to receive third-party reports of sexual abuse and sexual harassment and distribute publicly information on how to report on behalf of a resident.</w:t>
       </w:r>
     </w:p>
     <w:p>
@@ -13947,7 +13947,7 @@
         <w:rPr>
           <w:color w:val="1A1A1A"/>
         </w:rPr>
-        <w:t xml:space="preserve">No MOU requirement and no evidence of an MOU with a rape crisis center or victim services provider, or of documented attempts to obtain one. Auditors request the agreement or the attempt documentation as a document review item and there is no way to pass this standard without one on file. The good news is that OO 1361 already names WEAVE as an available confidential support line, so an operating relationship exists in some form and formalizing it should be a short task rather than a new partnership.</w:t>
+        <w:t xml:space="preserve">No third-party reporting method and no publicly distributed information on how a parent, attorney, advocate, or community member reports on a youth's behalf. OO 1361 addresses only youth-filed grievances. 15 CCR 1324(n) independently requires a provision for reporting by a third party. The OYCR Ombudsperson does accept complaints from families, staff, and others under WIC 2200(d)(2), which helps, but the standard obliges the agency itself to establish a receiving method and to publish how to use it. A dedicated web page and a posted telephone number closes this.</w:t>
       </w:r>
     </w:p>
     <w:p>
@@ -13962,7 +13962,7 @@
           <w:sz w:val="19"/>
           <w:szCs w:val="19"/>
         </w:rPr>
-        <w:t xml:space="preserve">Change log: REVISED: was Critical. WEAVE relationship already referenced in policy, so this is a documentation task.</w:t>
+        <w:t xml:space="preserve">Change log: REVISED: was Critical. OYCR Ombudsperson provides a partial external route; agency-side method and publication still required.</w:t>
       </w:r>
     </w:p>
     <w:p>
@@ -13971,7 +13971,7 @@
         <w:keepNext/>
       </w:pPr>
       <w:r>
-        <w:t xml:space="preserve">46. 28 CFR 115.354; 15 CCR 1324(n)</w:t>
+        <w:t xml:space="preserve">38. 28 CFR 115.351(a); 15 CCR 1361(h)</w:t>
       </w:r>
     </w:p>
     <w:tbl>
@@ -14021,27 +14021,26 @@
         <w:tc>
           <w:tcPr>
             <w:tcW w:type="dxa" w:w="7680"/>
-            <w:shd w:fill="FCF0DC" w:color="auto" w:val="clear"/>
-            <w:tcMar>
-              <w:top w:type="dxa" w:w="60"/>
-              <w:left w:type="dxa" w:w="100"/>
-              <w:bottom w:type="dxa" w:w="60"/>
-              <w:right w:type="dxa" w:w="100"/>
-            </w:tcMar>
-          </w:tcPr>
-          <w:p>
-            <w:pPr>
-              <w:spacing w:after="40" w:before="40" w:line="240"/>
-            </w:pPr>
-            <w:r>
-              <w:rPr>
-                <w:b w:val="false"/>
-                <w:bCs w:val="false"/>
-                <w:color w:val="1A1A1A"/>
-                <w:sz w:val="19"/>
-                <w:szCs w:val="19"/>
-              </w:rPr>
-              <w:t xml:space="preserve">Not Addressed, High priority</w:t>
+            <w:tcMar>
+              <w:top w:type="dxa" w:w="60"/>
+              <w:left w:type="dxa" w:w="100"/>
+              <w:bottom w:type="dxa" w:w="60"/>
+              <w:right w:type="dxa" w:w="100"/>
+            </w:tcMar>
+          </w:tcPr>
+          <w:p>
+            <w:pPr>
+              <w:spacing w:after="40" w:before="40" w:line="240"/>
+            </w:pPr>
+            <w:r>
+              <w:rPr>
+                <w:b w:val="false"/>
+                <w:bCs w:val="false"/>
+                <w:color w:val="1A1A1A"/>
+                <w:sz w:val="19"/>
+                <w:szCs w:val="19"/>
+              </w:rPr>
+              <w:t xml:space="preserve">Partial, Medium priority</w:t>
             </w:r>
           </w:p>
         </w:tc>
@@ -14096,7 +14095,7 @@
                 <w:sz w:val="19"/>
                 <w:szCs w:val="19"/>
               </w:rPr>
-              <w:t xml:space="preserve">None</w:t>
+              <w:t xml:space="preserve">OO 1361 (Grievances) I.C, I.D, II.A, II.B; PREA Policy II.B.2; Internal Complaints (Administrative P&amp;P Manual, rev. 10/30/2013), Resident Grievances or Complaints; Non-Discretionary Referral to Internal Affairs</w:t>
             </w:r>
           </w:p>
         </w:tc>
@@ -14123,7 +14122,7 @@
         <w:rPr>
           <w:color w:val="1A1A1A"/>
         </w:rPr>
-        <w:t xml:space="preserve">Establish a method to receive third-party reports of sexual abuse and sexual harassment and distribute publicly information on how to report on behalf of a resident.</w:t>
+        <w:t xml:space="preserve">Provide multiple internal ways for residents to privately report sexual abuse and sexual harassment, retaliation, and staff neglect or violation of responsibilities that may have contributed to an incident.</w:t>
       </w:r>
     </w:p>
     <w:p>
@@ -14142,7 +14141,7 @@
         <w:rPr>
           <w:color w:val="1A1A1A"/>
         </w:rPr>
-        <w:t xml:space="preserve">No third-party reporting method and no publicly distributed information on how a parent, attorney, advocate, or community member reports on a youth's behalf. OO 1361 addresses only youth-filed grievances. 15 CCR 1324(n) independently requires a provision for reporting by a third party. The OYCR Ombudsperson does accept complaints from families, staff, and others under WIC 2200(d)(2), which helps, but the standard obliges the agency itself to establish a receiving method and to publish how to use it. A dedicated web page and a posted telephone number closes this.</w:t>
+        <w:t xml:space="preserve">OO 1361 I.C is strong: a youth reporting sexual assault or sexual harassment may use the grievance process in addition to telephone and in-person reporting, and may report to probation, medical, or mental health staff. I.D requires grievance forms to be accessible in each living unit without asking staff. II.B allows the youth to place the grievance in the secured box personally. II.A requires staff assistance within two hours of request. That is multiple private internal routes. Remaining gap: the standard also requires internal routes for reporting retaliation and for reporting staff neglect or violation of responsibilities that may have contributed to an incident. Neither is named as separately reportable. Internal Complaints narrows the retaliation element. It makes retaliation for filing a grievance a non-discretionary referral to the Assistant Division Chief of Internal Affairs, which gives a resident complaint about retaliation a mandatory destination once it is made. It does not make retaliation a separately reportable category within the resident-facing reporting routes, which is what this standard requires, and it does not name staff neglect or violation of responsibilities as reportable. Its resident grievance section also inserts a review gate: a grievance alleging staff misconduct is forwarded to an institutional manager for review, and only if that manager determines misconduct is alleged or present does the matter become a personnel complaint. For a sexual abuse allegation that gate should not exist, and removing it belongs in the same amendment as the OO 1361 rebuild.</w:t>
       </w:r>
     </w:p>
     <w:p>
@@ -14157,7 +14156,7 @@
           <w:sz w:val="19"/>
           <w:szCs w:val="19"/>
         </w:rPr>
-        <w:t xml:space="preserve">Change log: REVISED: was Critical. OYCR Ombudsperson provides a partial external route; agency-side method and publication still required.</w:t>
+        <w:t xml:space="preserve">Change log: REVISED: was Partial / High. OO 1361 supplies multiple internal private routes; gap narrowed to retaliation and staff-neglect reporting. REVISED in 4: Internal Complaints reviewed. Retaliation now has a mandatory destination once reported. New observation: an institutional manager review gate sits ahead of the personnel complaint route.</w:t>
       </w:r>
     </w:p>
     <w:p>
@@ -14166,7 +14165,7 @@
         <w:keepNext/>
       </w:pPr>
       <w:r>
-        <w:t xml:space="preserve">38. 28 CFR 115.351(a); 15 CCR 1361(h)</w:t>
+        <w:t xml:space="preserve">39. 28 CFR 115.351(b); 15 CCR 1361(h)</w:t>
       </w:r>
     </w:p>
     <w:tbl>
@@ -14235,7 +14234,7 @@
                 <w:sz w:val="19"/>
                 <w:szCs w:val="19"/>
               </w:rPr>
-              <w:t xml:space="preserve">Partial, Medium priority</w:t>
+              <w:t xml:space="preserve">Partial, High priority</w:t>
             </w:r>
           </w:p>
         </w:tc>
@@ -14290,7 +14289,7 @@
                 <w:sz w:val="19"/>
                 <w:szCs w:val="19"/>
               </w:rPr>
-              <w:t xml:space="preserve">OO 1361 (Grievances) I.C, I.D, II.A, II.B; PREA Policy II.B.2</w:t>
+              <w:t xml:space="preserve">OO 1361 I.C (WEAVE, Office of the Inspector General); OYCR Ombudsperson per department; attorney access</w:t>
             </w:r>
           </w:p>
         </w:tc>
@@ -14317,7 +14316,7 @@
         <w:rPr>
           <w:color w:val="1A1A1A"/>
         </w:rPr>
-        <w:t xml:space="preserve">Provide multiple internal ways for residents to privately report sexual abuse and sexual harassment, retaliation, and staff neglect or violation of responsibilities that may have contributed to an incident.</w:t>
+        <w:t xml:space="preserve">Provide at least one way for residents to report abuse or harassment to a public or private entity or office not part of the agency, able to receive and immediately forward reports to agency officials, allowing the resident to remain anonymous on request.</w:t>
       </w:r>
     </w:p>
     <w:p>
@@ -14336,7 +14335,7 @@
         <w:rPr>
           <w:color w:val="1A1A1A"/>
         </w:rPr>
-        <w:t xml:space="preserve">OO 1361 I.C is strong: a youth reporting sexual assault or sexual harassment may use the grievance process in addition to telephone and in-person reporting, and may report to probation, medical, or mental health staff. I.D requires grievance forms to be accessible in each living unit without asking staff. II.B allows the youth to place the grievance in the secured box personally. II.A requires staff assistance within two hours of request. That is multiple private internal routes. Remaining gap: the standard also requires internal routes for reporting retaliation and for reporting staff neglect or violation of responsibilities that may have contributed to an incident. Neither is named as separately reportable.</w:t>
+        <w:t xml:space="preserve">Updated on department information: youth advocates no longer exist, and external access now consists of the Office of Youth and Community Restoration Ombudsperson, attorney access, and the WEAVE and Inspector General lines named in OO 1361 I.C. Assessment of each against the standard, which requires an entity not part of the agency, able to receive and immediately forward reports to agency officials, with anonymity available on request. The OYCR Ombudsperson is the right answer and very likely satisfies it: a state office with statutory authority under WIC 2200 and following to receive complaints from youth in any juvenile facility, independent of the department, with a toll-free number WIC 224.72 already requires be posted. Attorney access does not satisfy it, because counsel represents the youth and is not a channel that forwards reports to agency officials. WEAVE satisfies 115.353(a) outside support, not this standard. Three steps close it: name the OYCR Ombudsperson in OO 1361 I.C and correct or remove the Office of the Inspector General reference, whose statutory oversight runs to CDCR; obtain written confirmation from the Ombudsperson's office of its forwarding practice and its handling of anonymous complaints; and state in policy that a youth may remain anonymous on request. This is a drafting and confirmation task, not a construction task.</w:t>
       </w:r>
     </w:p>
     <w:p>
@@ -14351,7 +14350,7 @@
           <w:sz w:val="19"/>
           <w:szCs w:val="19"/>
         </w:rPr>
-        <w:t xml:space="preserve">Change log: REVISED: was Partial / High. OO 1361 supplies multiple internal private routes; gap narrowed to retaliation and staff-neglect reporting.</w:t>
+        <w:t xml:space="preserve">Change log: REVISED in 3: youth advocates eliminated; OYCR Ombudsperson identified as the operative channel. Path to closure is now specific.</w:t>
       </w:r>
     </w:p>
     <w:p>
@@ -14360,7 +14359,7 @@
         <w:keepNext/>
       </w:pPr>
       <w:r>
-        <w:t xml:space="preserve">39. 28 CFR 115.351(b); 15 CCR 1361(h)</w:t>
+        <w:t xml:space="preserve">40. 28 CFR 115.351(c)-(d)</w:t>
       </w:r>
     </w:p>
     <w:tbl>
@@ -14429,7 +14428,7 @@
                 <w:sz w:val="19"/>
                 <w:szCs w:val="19"/>
               </w:rPr>
-              <w:t xml:space="preserve">Partial, High priority</w:t>
+              <w:t xml:space="preserve">Partial, Medium priority</w:t>
             </w:r>
           </w:p>
         </w:tc>
@@ -14484,7 +14483,7 @@
                 <w:sz w:val="19"/>
                 <w:szCs w:val="19"/>
               </w:rPr>
-              <w:t xml:space="preserve">OO 1361 I.C (WEAVE, Office of the Inspector General); OYCR Ombudsperson per department; attorney access</w:t>
+              <w:t xml:space="preserve">OO 1361 I.C, I.D, II.A, II.B; PREA Policy V.A.3</w:t>
             </w:r>
           </w:p>
         </w:tc>
@@ -14511,7 +14510,7 @@
         <w:rPr>
           <w:color w:val="1A1A1A"/>
         </w:rPr>
-        <w:t xml:space="preserve">Provide at least one way for residents to report abuse or harassment to a public or private entity or office not part of the agency, able to receive and immediately forward reports to agency officials, allowing the resident to remain anonymous on request.</w:t>
+        <w:t xml:space="preserve">Staff shall accept reports made verbally, in writing, anonymously, and from third parties, and shall promptly document verbal reports; the facility shall provide residents access to the tools necessary to make a written report.</w:t>
       </w:r>
     </w:p>
     <w:p>
@@ -14530,7 +14529,7 @@
         <w:rPr>
           <w:color w:val="1A1A1A"/>
         </w:rPr>
-        <w:t xml:space="preserve">Updated on department information: youth advocates no longer exist, and external access now consists of the Office of Youth and Community Restoration Ombudsperson, attorney access, and the WEAVE and Inspector General lines named in OO 1361 I.C. Assessment of each against the standard, which requires an entity not part of the agency, able to receive and immediately forward reports to agency officials, with anonymity available on request. The OYCR Ombudsperson is the right answer and very likely satisfies it: a state office with statutory authority under WIC 2200 and following to receive complaints from youth in any juvenile facility, independent of the department, with a toll-free number WIC 224.72 already requires be posted. Attorney access does not satisfy it, because counsel represents the youth and is not a channel that forwards reports to agency officials. WEAVE satisfies 115.353(a) outside support, not this standard. Three steps close it: name the OYCR Ombudsperson in OO 1361 I.C and correct or remove the Office of the Inspector General reference, whose statutory oversight runs to CDCR; obtain written confirmation from the Ombudsperson's office of its forwarding practice and its handling of anonymous complaints; and state in policy that a youth may remain anonymous on request. This is a drafting and confirmation task, not a construction task.</w:t>
+        <w:t xml:space="preserve">Free access to grievance forms in every living unit (I.D), confidential deposit in the secured box (II.B), staff assistance within two hours (II.A), and verbal and in-person reporting (I.C) are all covered, which satisfies 115.351(d) and much of (c). Remaining gap: no statement that staff shall accept anonymous reports and third-party reports, and no requirement that verbal reports be promptly documented. Verbal reporting is authorized by I.C but nothing says what the receiving staff member must then write down.</w:t>
       </w:r>
     </w:p>
     <w:p>
@@ -14545,7 +14544,7 @@
           <w:sz w:val="19"/>
           <w:szCs w:val="19"/>
         </w:rPr>
-        <w:t xml:space="preserve">Change log: REVISED in 3: youth advocates eliminated; OYCR Ombudsperson identified as the operative channel. Path to closure is now specific.</w:t>
+        <w:t xml:space="preserve">Change log: REVISED: was Partial / High. OO 1361 closes the tools-and-access half; gap narrowed to anonymous, third-party, and documentation of verbal reports.</w:t>
       </w:r>
     </w:p>
     <w:p>
@@ -14554,7 +14553,7 @@
         <w:keepNext/>
       </w:pPr>
       <w:r>
-        <w:t xml:space="preserve">40. 28 CFR 115.351(c)-(d)</w:t>
+        <w:t xml:space="preserve">41. 28 CFR 115.351(e)</w:t>
       </w:r>
     </w:p>
     <w:tbl>
@@ -14623,7 +14622,7 @@
                 <w:sz w:val="19"/>
                 <w:szCs w:val="19"/>
               </w:rPr>
-              <w:t xml:space="preserve">Partial, Medium priority</w:t>
+              <w:t xml:space="preserve">Partial, High priority</w:t>
             </w:r>
           </w:p>
         </w:tc>
@@ -14678,7 +14677,7 @@
                 <w:sz w:val="19"/>
                 <w:szCs w:val="19"/>
               </w:rPr>
-              <w:t xml:space="preserve">OO 1361 I.C, I.D, II.A, II.B; PREA Policy V.A.3</w:t>
+              <w:t xml:space="preserve">Internal Complaints (Administrative P&amp;P Manual, rev. 10/30/2013), Non-Discretionary Referral to Internal Affairs; Personnel Complaint Intake Form</w:t>
             </w:r>
           </w:p>
         </w:tc>
@@ -14705,7 +14704,7 @@
         <w:rPr>
           <w:color w:val="1A1A1A"/>
         </w:rPr>
-        <w:t xml:space="preserve">Staff shall accept reports made verbally, in writing, anonymously, and from third parties, and shall promptly document verbal reports; the facility shall provide residents access to the tools necessary to make a written report.</w:t>
+        <w:t xml:space="preserve">Provide a method for staff to privately report sexual abuse and sexual harassment of residents.</w:t>
       </w:r>
     </w:p>
     <w:p>
@@ -14724,7 +14723,7 @@
         <w:rPr>
           <w:color w:val="1A1A1A"/>
         </w:rPr>
-        <w:t xml:space="preserve">Free access to grievance forms in every living unit (I.D), confidential deposit in the secured box (II.B), staff assistance within two hours (II.A), and verbal and in-person reporting (I.C) are all covered, which satisfies 115.351(d) and much of (c). Remaining gap: no statement that staff shall accept anonymous reports and third-party reports, and no requirement that verbal reports be promptly documented. Verbal reporting is authorized by I.C but nothing says what the receiving staff member must then write down.</w:t>
+        <w:t xml:space="preserve">Upgraded from Not Addressed. Revision 3 recorded that staff had no private channel and named the cheap fix as a confidential line, a named recipient outside the chain, or an express route to Internal Affairs stated in policy. The Internal Complaints policy supplies the third of those. Any internally generated complaint where staff misconduct is alleged or present shall be referred to the Assistant Division Chief of Internal Affairs where the matter involves unreasonable use of force, threats of violence toward a resident, retaliation for filing a grievance, or criminal conduct, documented on a Personnel Complaint Intake Form and forwarded to the Internal Affairs Manager. Staff sexual abuse of a resident is criminal conduct, so the route is mandatory and the recipient is named and sits outside the living unit chain. That is a method within the meaning of the standard. What is still missing is the privacy the standard exists to provide. The policy nowhere states that the route is confidential, does not say who makes the referral or that any employee may make it directly, and does not address the case the standard is written for, where the suspected abuser is the reporting employee's supervisor or the institutional manager to whom resident grievances are routed for review. The residual fix is narrow: state in policy that any employee may report directly and confidentially to Internal Affairs without going through the chain of command and that no supervisor may impede or inhibit the report, which also aligns the department with PC 11166(i)(1). Priority is held at High notwithstanding the narrowing, because the part that remains open is precisely the scenario the standard protects.</w:t>
       </w:r>
     </w:p>
     <w:p>
@@ -14739,7 +14738,7 @@
           <w:sz w:val="19"/>
           <w:szCs w:val="19"/>
         </w:rPr>
-        <w:t xml:space="preserve">Change log: REVISED: was Partial / High. OO 1361 closes the tools-and-access half; gap narrowed to anonymous, third-party, and documentation of verbal reports.</w:t>
+        <w:t xml:space="preserve">Change log: REVISED in 3: downgraded from Partial. The advocates credited in revision 2.1 no longer exist. REVISED in 4: upgraded from Not Addressed to Partial. Internal Complaints supplies the express, mandatory route to Internal Affairs that revision 3 identified as a sufficient fix. Privacy is still not stated. Priority held at High.</w:t>
       </w:r>
     </w:p>
     <w:p>
@@ -14872,7 +14871,7 @@
                 <w:sz w:val="19"/>
                 <w:szCs w:val="19"/>
               </w:rPr>
-              <w:t xml:space="preserve">OO 1361 (Grievances), I.A, II.B, II.D, II.F, IV</w:t>
+              <w:t xml:space="preserve">OO 1361 (Grievances), I.A, II.B, II.D, II.F, IV; Internal Complaints (Administrative P&amp;P Manual, rev. 10/30/2013), Resident Grievances or Complaints</w:t>
             </w:r>
           </w:p>
         </w:tc>
@@ -14918,7 +14917,7 @@
         <w:rPr>
           <w:color w:val="1A1A1A"/>
         </w:rPr>
-        <w:t xml:space="preserve">Now assessable. Met: no time limit on filing (I.A); confidential submission that does not pass through the subject staff member (II.B) and assignment only to staff not directly involved in the circumstances (II.F.2.a), which satisfies 115.352(c); appeal heard by a person not directly involved, escalating to the Assistant Division Chief with a five-day decision (IV). The three-business-day initial response and ten-business-day resolution sit comfortably inside the 90-day federal cap. Remaining gaps: (1) no emergency grievance track for an allegation of substantial risk of imminent sexual abuse, which requires immediate forwarding to a level where corrective action can be taken, an initial response within 48 hours, and a final decision within five calendar days, with both documenting the risk determination and the action taken; I.C's 'health and safety issues must be addressed immediately' is close but is not the standard; (2) the extension in II.D, 'unless circumstances dictate a longer time frame,' has no outer bound, whereas PREA caps extensions at 70 days with written notice and a stated decision date; (3) no statement that a youth alleging sexual abuse is not required to use the informal process first, which matters because the order's Purpose and the 'Your Voice' track both push toward informal resolution; (4) no third-party filing right and, in particular, no right for a parent or legal guardian to file a sexual abuse grievance and appeal on the youth's behalf without the youth's agreement, which 115.352(e)(4) requires; (5) no bad-faith-only rule for disciplining a grievant, which interacts with the PREA Policy XIV.A conflict below.</w:t>
+        <w:t xml:space="preserve">Now assessable. Met: no time limit on filing (I.A); confidential submission that does not pass through the subject staff member (II.B) and assignment only to staff not directly involved in the circumstances (II.F.2.a), which satisfies 115.352(c); appeal heard by a person not directly involved, escalating to the Assistant Division Chief with a five-day decision (IV). The three-business-day initial response and ten-business-day resolution sit comfortably inside the 90-day federal cap. Remaining gaps: (1) no emergency grievance track for an allegation of substantial risk of imminent sexual abuse, which requires immediate forwarding to a level where corrective action can be taken, an initial response within 48 hours, and a final decision within five calendar days, with both documenting the risk determination and the action taken; I.C's 'health and safety issues must be addressed immediately' is close but is not the standard; (2) the extension in II.D, 'unless circumstances dictate a longer time frame,' has no outer bound, whereas PREA caps extensions at 70 days with written notice and a stated decision date; (3) no statement that a youth alleging sexual abuse is not required to use the informal process first, which matters because the order's Purpose and the 'Your Voice' track both push toward informal resolution; (4) no third-party filing right and, in particular, no right for a parent or legal guardian to file a sexual abuse grievance and appeal on the youth's behalf without the youth's agreement, which 115.352(e)(4) requires; (5) no bad-faith-only rule for disciplining a grievant, which interacts with the PREA Policy XIV.A conflict below. Internal Complaints, now reviewed, closes none of the five gaps above. It directs that resident grievances be handled first under the Juvenile Institutions Grievance Policy, and adds one provision worth keeping in the rebuild: every attempt shall be made to interview the grievant and identified resident witnesses regardless of whether they have been released. It also inserts the institutional manager review gate described at row 38, which sits awkwardly against the duty to accept and process a sexual abuse grievance and should be expressly excepted for those allegations.</w:t>
       </w:r>
     </w:p>
     <w:p>
@@ -14933,7 +14932,7 @@
           <w:sz w:val="19"/>
           <w:szCs w:val="19"/>
         </w:rPr>
-        <w:t xml:space="preserve">Change log: MATERIALLY REVISED: was Not Evidenced / Critical. OO 1361 reviewed; four of the standard's elements are met and five discrete gaps remain.</w:t>
+        <w:t xml:space="preserve">Change log: MATERIALLY REVISED: was Not Evidenced / Critical. OO 1361 reviewed; four of the standard's elements are met and five discrete gaps remain. REVISED in 4: Internal Complaints reviewed. None of the five gaps close.</w:t>
       </w:r>
     </w:p>
     <w:p>
@@ -16211,7 +16210,7 @@
                 <w:sz w:val="19"/>
                 <w:szCs w:val="19"/>
               </w:rPr>
-              <w:t xml:space="preserve">PREA Policy IV.A; V.A.7</w:t>
+              <w:t xml:space="preserve">PREA Policy IV.A; V.A.7; Internal Complaints (Administrative P&amp;P Manual, rev. 10/30/2013), Non-Discretionary Referral to Internal Affairs</w:t>
             </w:r>
           </w:p>
         </w:tc>
@@ -16257,13 +16256,23 @@
         <w:rPr>
           <w:color w:val="1A1A1A"/>
         </w:rPr>
-        <w:t xml:space="preserve">Immediate confidential reporting to the Duty Supervisor of information or suspicion of sexual assault within a county institution is required. Three elements are missing: sexual harassment as a separately reportable category, reports of retaliation, and reports of staff neglect or violation of responsibilities contributing to an incident. Abuse at another facility is addressed only in V.A.7 and only as a chief-level notification duty.</w:t>
-      </w:r>
-    </w:p>
-    <w:p>
-      <w:pPr>
-        <w:spacing w:after="160"/>
-      </w:pPr>
+        <w:t xml:space="preserve">Immediate confidential reporting to the Duty Supervisor of information or suspicion of sexual assault within a county institution is required. Three elements are missing: sexual harassment as a separately reportable category, reports of retaliation, and reports of staff neglect or violation of responsibilities contributing to an incident. Abuse at another facility is addressed only in V.A.7 and only as a chief-level notification duty. Internal Complaints partially reaches the retaliation element, but at the routing level rather than the duty level: retaliation for filing a grievance is a mandatory Internal Affairs referral once a complaint exists. It imposes no duty on staff to report retaliation they observe, and it does not touch sexual harassment as a separately reportable category or staff neglect or violation of responsibilities contributing to an incident. The reporting duty and the routing rule need to be stated together, in the same amendment.</w:t>
+      </w:r>
+    </w:p>
+    <w:p>
+      <w:pPr>
+        <w:spacing w:after="240" w:line="260"/>
+      </w:pPr>
+      <w:r>
+        <w:rPr>
+          <w:i/>
+          <w:iCs/>
+          <w:color w:val="5A5A5A"/>
+          <w:sz w:val="19"/>
+          <w:szCs w:val="19"/>
+        </w:rPr>
+        <w:t xml:space="preserve">Change log: REVISED in 4: Internal Complaints reviewed. Retaliation routing exists; the staff reporting duty still does not reach it.</w:t>
+      </w:r>
     </w:p>
     <w:p>
       <w:pPr>
@@ -17151,7 +17160,7 @@
                 <w:sz w:val="19"/>
                 <w:szCs w:val="19"/>
               </w:rPr>
-              <w:t xml:space="preserve">PREA Policy, Guidelines (retaliation paragraph)</w:t>
+              <w:t xml:space="preserve">PREA Policy, Guidelines (retaliation paragraph); Internal Complaints (Administrative P&amp;P Manual, rev. 10/30/2013), Non-Discretionary Referral to Internal Affairs; Notification and Tracking</w:t>
             </w:r>
           </w:p>
         </w:tc>
@@ -17197,13 +17206,23 @@
         <w:rPr>
           <w:color w:val="1A1A1A"/>
         </w:rPr>
-        <w:t xml:space="preserve">Retaliation is prohibited and defined, and discipline or prosecution is threatened. Everything operational is missing: no designated retaliation monitor, no 90-day monitoring period, no enumerated indicators to watch, no periodic status checks with the youth, and no protection measures list. Retaliation monitoring is a standalone standard and a standalone audit failure.</w:t>
-      </w:r>
-    </w:p>
-    <w:p>
-      <w:pPr>
-        <w:spacing w:after="160"/>
-      </w:pPr>
+        <w:t xml:space="preserve">Retaliation is prohibited and defined, and discipline or prosecution is threatened. Everything operational is missing: no designated retaliation monitor, no 90-day monitoring period, no enumerated indicators to watch, no periodic status checks with the youth, and no protection measures list. Retaliation monitoring is a standalone standard and a standalone audit failure. Internal Complaints supplies the first operational retaliation element the department has on paper. Retaliation for filing a grievance is a non-discretionary referral to the Assistant Division Chief of Internal Affairs, all such matters are tracked and their documentation retained by Internal Affairs, and a Case Dispositional Notice goes to the complainant. That is a named recipient and a tracking mechanism, and it partially answers the designation element. It does not reach retaliation for reporting sexual abuse by any route other than a grievance, and it does not reach retaliation against staff who report or cooperate. Everything on the monitoring side remains absent: no 90-day monitoring period, no enumerated indicators, no periodic status checks with the youth, and no protection measures list. Priority stays Critical.</w:t>
+      </w:r>
+    </w:p>
+    <w:p>
+      <w:pPr>
+        <w:spacing w:after="240" w:line="260"/>
+      </w:pPr>
+      <w:r>
+        <w:rPr>
+          <w:i/>
+          <w:iCs/>
+          <w:color w:val="5A5A5A"/>
+          <w:sz w:val="19"/>
+          <w:szCs w:val="19"/>
+        </w:rPr>
+        <w:t xml:space="preserve">Change log: REVISED in 4: Internal Complaints reviewed. A designated recipient and tracking now exist for grievance retaliation; all monitoring elements still missing.</w:t>
+      </w:r>
     </w:p>
     <w:p>
       <w:pPr>
@@ -17335,7 +17354,7 @@
                 <w:sz w:val="19"/>
                 <w:szCs w:val="19"/>
               </w:rPr>
-              <w:t xml:space="preserve">PREA Policy III.D</w:t>
+              <w:t xml:space="preserve">PREA Policy III.D; OO 1354.5 (Room Confinement, eff. 04/05/2023) Definitions, I.A-E, II.A-K, III.A</w:t>
             </w:r>
           </w:p>
         </w:tc>
@@ -17381,13 +17400,23 @@
         <w:rPr>
           <w:color w:val="1A1A1A"/>
         </w:rPr>
-        <w:t xml:space="preserve">Follows the 115.342(b) gaps above: daily clinician visits and documentation of the basis for isolation and the unavailability of alternatives. Must also be reconciled with WIC 208.3 room confinement limits.</w:t>
-      </w:r>
-    </w:p>
-    <w:p>
-      <w:pPr>
-        <w:spacing w:after="160"/>
-      </w:pPr>
+        <w:t xml:space="preserve">Sharpened by OO 1354.5. That order builds a detailed safeguard structure for room confinement: enumerated criteria, imposition only by a supervisor or Watch Commander, YDF manager authorization for any extension and again every four hours, documented justification and reintegration planning, and an enumerated list of provisions that may not be withdrawn. It then places protective separation outside its own scope. The Definitions section defines Separation as limiting a youth's participation in regular programming for a specific purpose including protective custody, and the operative sections govern only Room Confinement and Extended Room Confinement. The practical result is that the placement 115.368 governs, segregated housing used to protect a resident alleged to have suffered sexual abuse, carries fewer written safeguards than a placement used for a youth who is a behavior problem. That is the wrong way round and it is the kind of asymmetry an auditor and a plaintiff both notice. The remedy is less new drafting than extension: apply the OO 1354.5 authorization, documentation, review, and non-deprivable provisions to protective separation, and produce OO 1354 so the two can be reconciled. The daily clinician visit defect recorded at row 35 carries over here, since 115.368 incorporates the 115.342 isolation requirements by reference.</w:t>
+      </w:r>
+    </w:p>
+    <w:p>
+      <w:pPr>
+        <w:spacing w:after="240" w:line="260"/>
+      </w:pPr>
+      <w:r>
+        <w:rPr>
+          <w:i/>
+          <w:iCs/>
+          <w:color w:val="5A5A5A"/>
+          <w:sz w:val="19"/>
+          <w:szCs w:val="19"/>
+        </w:rPr>
+        <w:t xml:space="preserve">Change log: REVISED in 4: OO 1354.5 reviewed. It defines Separation to include protective custody and then regulates only room confinement, leaving the placement this standard governs with fewer safeguards than a behavioral placement.</w:t>
+      </w:r>
     </w:p>
     <w:p>
       <w:pPr>
@@ -17712,7 +17741,7 @@
                 <w:sz w:val="19"/>
                 <w:szCs w:val="19"/>
               </w:rPr>
-              <w:t xml:space="preserve">PREA Policy XVIII.B (10 years); Internal Affairs XI.C.1 (5 years); 115.371(j) (tenure plus 5 years)</w:t>
+              <w:t xml:space="preserve">PREA Policy XVIII.B (10 years); Internal Affairs XI.C.1 (5 years); 115.371(j) (tenure plus 5 years); Internal Complaints (Administrative P&amp;P Manual, rev. 10/30/2013), Notification and Tracking; Resident Grievances or Complaints</w:t>
             </w:r>
           </w:p>
         </w:tc>
@@ -17758,7 +17787,7 @@
         <w:rPr>
           <w:color w:val="1A1A1A"/>
         </w:rPr>
-        <w:t xml:space="preserve">Three different retention rules now govern the same records. Internal Affairs XI.C.1 retains records of citizen complaints, formal investigations, and dispositions for at least five years. PREA Policy XVIII.B retains all case records associated with claims of sexual abuse for at least ten years. 115.371(j) requires investigation reports to be retained for as long as the alleged abuser is incarcerated or employed by the agency, plus five years, which for a long-tenured employee is far longer than either. A department that destroys a sexual abuse investigation file at five years under the IA schedule violates its own PREA policy and the federal standard. Layer on CCP 352, which tolls a minor's limitations period, and the practical exposure is a file destroyed years before suit is filed. Reconcile the three into a single retention schedule reviewed with County Counsel. Also still missing: the duty to determine whether staff actions or failures to act contributed to the abuse; the required content of administrative and criminal investigative reports; and the rule that departure of the alleged abuser or victim does not terminate an investigation.</w:t>
+        <w:t xml:space="preserve">Three different retention rules now govern the same records. Internal Affairs XI.C.1 retains records of citizen complaints, formal investigations, and dispositions for at least five years. PREA Policy XVIII.B retains all case records associated with claims of sexual abuse for at least ten years. 115.371(j) requires investigation reports to be retained for as long as the alleged abuser is incarcerated or employed by the agency, plus five years, which for a long-tenured employee is far longer than either. A department that destroys a sexual abuse investigation file at five years under the IA schedule violates its own PREA policy and the federal standard. Layer on CCP 352, which tolls a minor's limitations period, and the practical exposure is a file destroyed years before suit is filed. Reconcile the three into a single retention schedule reviewed with County Counsel. Also still missing: the duty to determine whether staff actions or failures to act contributed to the abuse; the required content of administrative and criminal investigative reports; and the rule that departure of the alleged abuser or victim does not terminate an investigation. Internal Complaints adds a fourth departmental document pointing at Internal Affairs retention, stating that all discretionary and non-discretionary investigative documentation and evidence shall be retained by Internal Affairs. It states no period, so it neither resolves nor worsens the three-way conflict, but it does mean the reconciled schedule has to be reflected in four documents rather than three. It supplies part of the rule that a departure does not terminate an investigation: every attempt shall be made to interview the grievant and identified resident witnesses regardless of whether they have been released, which is the resident half. The staff half, that an alleged abuser's resignation or separation does not terminate the investigation, still does not appear in the documents reviewed, and it interacts directly with the unmet reporting duty at row 62.</w:t>
       </w:r>
     </w:p>
     <w:p>
@@ -17773,7 +17802,7 @@
           <w:sz w:val="19"/>
           <w:szCs w:val="19"/>
         </w:rPr>
-        <w:t xml:space="preserve">Change log: MATERIALLY REVISED: was Partial / High. IA five-year retention conflicts with the PREA policy's ten years and with the federal formula.</w:t>
+        <w:t xml:space="preserve">Change log: MATERIALLY REVISED: was Partial / High. IA five-year retention conflicts with the PREA policy's ten years and with the federal formula. REVISED in 4: Internal Complaints reviewed. A fourth document now bears on retention. The resident half of the no-termination-on-departure rule is supplied; the staff half is not.</w:t>
       </w:r>
     </w:p>
     <w:p>
@@ -17906,7 +17935,7 @@
                 <w:sz w:val="19"/>
                 <w:szCs w:val="19"/>
               </w:rPr>
-              <w:t xml:space="preserve">PREA Policy XII.A-C; Internal Affairs Administrative Investigations, General D-F, VII, VIII, X</w:t>
+              <w:t xml:space="preserve">PREA Policy XII.A-C; Internal Affairs Administrative Investigations, General D-F, VII, VIII, X; Internal Complaints (Administrative P&amp;P Manual, rev. 10/30/2013), Non-Discretionary Referral to Internal Affairs; Discretionary Referral to Internal Affairs; Personnel Complaint Intake Form</w:t>
             </w:r>
           </w:p>
         </w:tc>
@@ -17952,7 +17981,7 @@
         <w:rPr>
           <w:color w:val="1A1A1A"/>
         </w:rPr>
-        <w:t xml:space="preserve">The Internal Affairs policy adds real substance: General D requires that all allegations of misconduct from citizen complaints or internal sources be promptly and thoroughly investigated; General E requires fair, impartial, and timely investigation; section VII requires an Administrative Admonishment or Lybarger warning before any interview or interrogation; section X sets a one-year completion timeline consistent with Government Code 3304. Still missing: express acceptance and investigation of third-party and anonymous reports; use of investigators trained under 115.334; the evidence-gathering standard, including physical and DNA evidence and available electronic monitoring data, which matters given the facility's fixed camera and audio recording systems referenced in OO 1362; review of prior complaints and reports of sexual abuse involving the suspected perpetrator; the rule that an investigation is not terminated solely because the source recants; consultation with prosecutors before compelled interviews, which is a live risk given the Lybarger compulsion in section VIII.B; individualized credibility assessment not determined by status as youth or staff; and the prohibition on requiring a youth who alleges abuse to submit to a polygraph.</w:t>
+        <w:t xml:space="preserve">The Internal Affairs policy adds real substance: General D requires that all allegations of misconduct from citizen complaints or internal sources be promptly and thoroughly investigated; General E requires fair, impartial, and timely investigation; section VII requires an Administrative Admonishment or Lybarger warning before any interview or interrogation; section X sets a one-year completion timeline consistent with Government Code 3304. Still missing: express acceptance and investigation of third-party and anonymous reports; use of investigators trained under 115.334; the evidence-gathering standard, including physical and DNA evidence and available electronic monitoring data, which matters given the facility's fixed camera and audio recording systems referenced in OO 1362; review of prior complaints and reports of sexual abuse involving the suspected perpetrator; the rule that an investigation is not terminated solely because the source recants; consultation with prosecutors before compelled interviews, which is a live risk given the Lybarger compulsion in section VIII.B; individualized credibility assessment not determined by status as youth or staff; and the prohibition on requiring a youth who alleges abuse to submit to a polygraph. Internal Complaints, now reviewed, cuts both ways. It adds intake quality that the earlier documents did not supply: the Personnel Complaint Intake Form must carry the complainant's name and contact information, identifying information for the employee suspected of misconduct, the specific date, time, and nature of each allegation, witness information, and any investigative leads and items of evidentiary value. It also requires that every attempt be made to interview the grievant and identified resident witnesses regardless of whether they have been released. Against that, it states that the Internal Affairs Manager will determine whether or not a formal investigation is necessary, with no exception for allegations of sexual abuse or sexual harassment, where 115.371(a) requires that an administrative or criminal investigation be completed for all such allegations. The policy nowhere says that a sexual abuse allegation may go uninvestigated, so this is recorded as a defect rather than scored as a thirteenth conflict, but it is the closest thing in the documents reviewed to one. Correct it with an express carve-out: allegations of sexual abuse or sexual harassment are referred and investigated, and the discretion not to investigate does not reach them.</w:t>
       </w:r>
     </w:p>
     <w:p>
@@ -17967,7 +17996,7 @@
           <w:sz w:val="19"/>
           <w:szCs w:val="19"/>
         </w:rPr>
-        <w:t xml:space="preserve">Change log: REVISED: IA policy elements credited; remaining gaps itemized against it.</w:t>
+        <w:t xml:space="preserve">Change log: REVISED: IA policy elements credited; remaining gaps itemized against it. REVISED in 4: Internal Complaints reviewed. Intake and evidence-preservation elements credited. New defect: unqualified Internal Affairs Manager discretion over whether to investigate, with no sexual abuse carve-out. Recorded as a defect, not scored as a conflict.</w:t>
       </w:r>
     </w:p>
     <w:p>
@@ -18100,7 +18129,7 @@
                 <w:sz w:val="19"/>
                 <w:szCs w:val="19"/>
               </w:rPr>
-              <w:t xml:space="preserve">Internal Affairs XI.B.1-2</w:t>
+              <w:t xml:space="preserve">Internal Affairs XI.B.1-2; Internal Complaints (Administrative P&amp;P Manual, rev. 10/30/2013), Notification and Tracking</w:t>
             </w:r>
           </w:p>
         </w:tc>
@@ -18146,7 +18175,7 @@
         <w:rPr>
           <w:color w:val="1A1A1A"/>
         </w:rPr>
-        <w:t xml:space="preserve">Internal Affairs XI.B.1 requires that where a formal investigation resulted from a citizen or internal complaint, the complainant be notified in writing of the disposition. Where the youth is the complainant that is a partial answer to 115.373(a), but it is contingent on the youth being treated as the complainant, it uses IA disposition language rather than substantiated, unsubstantiated, or unfounded, and it does not reach the rest of the standard. Still absent: notification where the agency did not conduct the investigation, including the duty to request the outcome from the investigating agency; and the four ongoing notifications following a staff-abuse allegation, when the staff member is no longer posted in the youth's unit, is no longer employed at the facility, is indicted, or is convicted, plus the two parallel notifications following a youth-on-youth allegation. No documentation of notifications or attempted notifications is required.</w:t>
+        <w:t xml:space="preserve">Internal Affairs XI.B.1 requires that where a formal investigation resulted from a citizen or internal complaint, the complainant be notified in writing of the disposition. Where the youth is the complainant that is a partial answer to 115.373(a), but it is contingent on the youth being treated as the complainant, it uses IA disposition language rather than substantiated, unsubstantiated, or unfounded, and it does not reach the rest of the standard. Still absent: notification where the agency did not conduct the investigation, including the duty to request the outcome from the investigating agency; and the four ongoing notifications following a staff-abuse allegation, when the staff member is no longer posted in the youth's unit, is no longer employed at the facility, is indicted, or is convicted, plus the two parallel notifications following a youth-on-youth allegation. No documentation of notifications or attempted notifications is required. Internal Complaints extends the notification duty beyond Internal Affairs XI.B.1. Internal Affairs sends Case Dispositional Notices to complainants in all cases resulting in a formal investigation completed by either Internal Affairs or the Division, and the affected Division provides notice of the outcome to the complaining party for matters resolved without a formal investigation. That widens coverage without changing the character of the gap: notification remains contingent on the youth being treated as the complainant, it uses Internal Affairs disposition language rather than substantiated, unsubstantiated, or unfounded, and none of the four ongoing notifications following a staff abuse allegation or the two following a youth-on-youth allegation appear. The duty is also qualified as owed to the extent it can be given by law and policy, which needs to be reconciled with 115.373 rather than left standing as a general reservation.</w:t>
       </w:r>
     </w:p>
     <w:p>
@@ -18161,7 +18190,7 @@
           <w:sz w:val="19"/>
           <w:szCs w:val="19"/>
         </w:rPr>
-        <w:t xml:space="preserve">Change log: REVISED: was Not Addressed. IA complainant notification credited as a partial answer.</w:t>
+        <w:t xml:space="preserve">Change log: REVISED: was Not Addressed. IA complainant notification credited as a partial answer. REVISED in 4: Internal Complaints reviewed. Notification now reaches Division-resolved matters as well as Internal Affairs investigations; the character of the gap is unchanged.</w:t>
       </w:r>
     </w:p>
     <w:p>
@@ -18691,7 +18720,7 @@
                 <w:sz w:val="19"/>
                 <w:szCs w:val="19"/>
               </w:rPr>
-              <w:t xml:space="preserve">PREA Policy XIV.A; XIII.B; OO 1362 III.G</w:t>
+              <w:t xml:space="preserve">PREA Policy XIV.A; XIII.B; OO 1362 III.G; OO 1390/1391 (Discipline and Discipline Process, eff. 10/01/2013, rev. 05/01/2020) Purpose, I.A, II.B.4, III, IV, V</w:t>
             </w:r>
           </w:p>
         </w:tc>
@@ -18737,13 +18766,23 @@
         <w:rPr>
           <w:color w:val="1A1A1A"/>
         </w:rPr>
-        <w:t xml:space="preserve">The False Allegations section states that if an investigation determines the allegations 'were false,' the resident making them may be disciplined. That is broader than PREA permits. Under 115.378(f) a good-faith report based on a reasonable belief cannot be treated as false reporting even where the investigation does not substantiate it, and 115.352(g) permits discipline only where the agency demonstrates bad faith. As written, the policy chills reporting, and it will be read to a jury that way. Rewrite to a bad-faith standard with the burden on the department. Also missing: the requirement that discipline for sexual contact with staff issue only on a finding the staff member did not consent, and the mental-disability consideration.</w:t>
-      </w:r>
-    </w:p>
-    <w:p>
-      <w:pPr>
-        <w:spacing w:after="160"/>
-      </w:pPr>
+        <w:t xml:space="preserve">The conflict is unchanged. PREA Policy XIV.A still permits discipline where an investigation determines allegations were false. 115.378(f) protects a good-faith report based on a reasonable belief even where the investigation does not substantiate it, and 115.352(g) permits discipline only where the agency demonstrates bad faith. As written the policy chills reporting and it will be read to a jury that way. Rewrite to a bad-faith standard with the burden on the department. OO 1390/1391 contains no false reporting provision, so it neither cures nor compounds that defect; worth preserving in the rewrite is that neither its minor nor its major rule violation list includes false reporting or lying. What OO 1390/1391 does supply, and what revisions 1 through 3 could not credit, is the formal disciplinary process the standard requires. Section IV builds a due process hearing with written notice of the violation before the hearing, a hearing officer who is not a party to the incident, an opportunity to be heard and to present evidence and testimony, staff assistance on request, an interpreter where needed, accommodations for youth with disabilities, limited literacy, and English language learners, a documented finding, administrative review by the Assistant Division Chief, and an appeal under section V that may not increase the sanction. Two strengths beyond the standard should be recorded: section III lists the available consequences and isolation is not among them, and OO 1354.5 I.C.1 independently prohibits room confinement for punishment, so the department has effectively excluded the isolation sanction whose conditions this standard otherwise regulates. That element of the requirement is satisfied by exclusion rather than by compliance, which is a stronger position, and it should be stated that way rather than left to inference. Four defects remain. First, the due process hearing attaches only where the recommended discipline is Program Separation (IV.A, IV.D.2). Sexual misconduct is a major rule violation at II.B.4, but where the recommended consequence is point loss, loss of commissary privilege, early bed, loss of bank points, or demotion to a lower level, no hearing is required by the order's own terms, whereas the standard requires the formal process for any discipline imposed for resident-on-resident sexual abuse. Second, sexual misconduct is listed as a major rule violation and is nowhere defined, so nothing distinguishes coerced from non-coerced sexual activity between residents, and nothing carves out sexual contact with a staff member, which the standard permits to be disciplined only on a finding that the staff member did not consent. That omission is serious in California, where PC 289.6 makes sexual activity between staff and a confined person criminal irrespective of purported consent, so a youth disciplined for sexual misconduct arising from staff contact would be punished for being the victim of a crime. Third, no provision requires consideration of whether a mental disability or mental illness contributed to the behavior when determining sanctions. IV.B.2 provides procedural accommodations at the hearing, which is a different thing, and the Purpose paragraph's trauma-informed language is permissive, using should rather than shall. Fourth, the standard requires sanctions commensurate with the resident's disciplinary history and consistent with those imposed for comparable offenses by residents with similar histories. The Purpose paragraph's least restrictive level language and the appeal ground at V.A.3 for discipline different from that received by others for the same offense reach part of this, but neither states the history-informed comparison. Confirm subsection lettering within 115.378 against the CFR before any of this is quoted in a deliverable; only (f) is verified here.</w:t>
+      </w:r>
+    </w:p>
+    <w:p>
+      <w:pPr>
+        <w:spacing w:after="240" w:line="260"/>
+      </w:pPr>
+      <w:r>
+        <w:rPr>
+          <w:i/>
+          <w:iCs/>
+          <w:color w:val="5A5A5A"/>
+          <w:sz w:val="19"/>
+          <w:szCs w:val="19"/>
+        </w:rPr>
+        <w:t xml:space="preserve">Change log: MATERIALLY REVISED in 4: OO 1390/1391 reviewed. The formal disciplinary process the standard requires now largely exists, so remediation shifts from drafting a process to extending one. The XIV.A conflict is unchanged. Two new defects: the due process trigger is limited to Program Separation, and sexual misconduct is undefined with no staff-consent carve-out.</w:t>
+      </w:r>
     </w:p>
     <w:p>
       <w:pPr>
@@ -18875,7 +18914,7 @@
                 <w:sz w:val="19"/>
                 <w:szCs w:val="19"/>
               </w:rPr>
-              <w:t xml:space="preserve">PREA Policy XIII.A, VII.A.1-2; Internal Affairs XIII (Disciplinary Process), X (Timelines)</w:t>
+              <w:t xml:space="preserve">PREA Policy XIII.A, VII.A.1-2; Internal Affairs XIII (Disciplinary Process), X (Timelines); Internal Complaints (Administrative P&amp;P Manual, rev. 10/30/2013), full document</w:t>
             </w:r>
           </w:p>
         </w:tc>
@@ -18921,7 +18960,7 @@
         <w:rPr>
           <w:color w:val="1A1A1A"/>
         </w:rPr>
-        <w:t xml:space="preserve">The Internal Affairs policy supplies a complete and well-built disciplinary machinery: Notice of Proposed Discipline, Skelly hearing before an Assistant Chief Deputy or higher not involved in the investigation or adjudication, Order of Disciplinary Action, and affidavits of service. What PREA adds and the department does not have: the presumptive-termination rule for staff who engaged in sexual abuse (115.376(b)), and the duty to report all terminations, and resignations by staff who would have been terminated, to law enforcement unless the conduct was clearly non-criminal and to any relevant licensing or certification bodies (115.376(d)). Coordinate the licensing element with County Counsel and Labor Relations; note that probation officers are peace officers under PC 830.5, which the IA policy itself recognizes at VIII.L.</w:t>
+        <w:t xml:space="preserve">The Internal Affairs policy supplies a complete and well-built disciplinary machinery: Notice of Proposed Discipline, Skelly hearing before an Assistant Chief Deputy or higher not involved in the investigation or adjudication, Order of Disciplinary Action, and affidavits of service. What PREA adds and the department does not have: the presumptive-termination rule for staff who engaged in sexual abuse (115.376(b)), and the duty to report all terminations, and resignations by staff who would have been terminated, to law enforcement unless the conduct was clearly non-criminal and to any relevant licensing or certification bodies (115.376(d)). Coordinate the licensing element with County Counsel and Labor Relations; note that probation officers are peace officers under PC 830.5, which the IA policy itself recognizes at VIII.L. Internal Complaints adds the intake and tracking layer around the Internal Affairs disciplinary machinery: a Personnel Complaint Intake Form, a Complaint Action Report returned to the referring division, tracking and retention of all discretionary and non-discretionary matters by Internal Affairs, and dispositional notices to both the complainant and the subject staff member. Neither of the two PREA-specific additions is supplied: the presumptive termination rule and the duty to report terminations, and resignations by staff who would have been terminated, to law enforcement and to relevant licensing bodies. One further observation for the rewrite: the non-discretionary referral list names unreasonable use of force, discrimination, sexual harassment or workplace violence, threats of violence toward a resident, and criminal conduct, but does not name staff sexual abuse or sexual harassment of a resident as a category of its own. It is caught as criminal conduct, but an auditor scores the named category, and the employment-context reading of the sexual harassment entry makes the omission worth curing.</w:t>
       </w:r>
     </w:p>
     <w:p>
@@ -18936,7 +18975,7 @@
           <w:sz w:val="19"/>
           <w:szCs w:val="19"/>
         </w:rPr>
-        <w:t xml:space="preserve">Change log: REVISED: IA disciplinary process credited; the two PREA-specific additions isolated.</w:t>
+        <w:t xml:space="preserve">Change log: REVISED: IA disciplinary process credited; the two PREA-specific additions isolated. REVISED in 4: Internal Complaints reviewed. Intake and tracking credited; neither PREA-specific element closes. Staff sexual abuse of a resident is not a named mandatory-referral category.</w:t>
       </w:r>
     </w:p>
     <w:p>
@@ -27137,6 +27176,1081 @@
     <w:p>
       <w:pPr>
         <w:pStyle w:val="Heading2"/>
+        <w:keepNext/>
+      </w:pPr>
+      <w:r>
+        <w:t xml:space="preserve">OO 1354.5 Room Confinement</w:t>
+      </w:r>
+    </w:p>
+    <w:p>
+      <w:pPr>
+        <w:keepNext/>
+        <w:spacing w:after="120"/>
+      </w:pPr>
+      <w:r>
+        <w:rPr>
+          <w:i/>
+          <w:iCs/>
+          <w:color w:val="5A5A5A"/>
+          <w:sz w:val="19"/>
+          <w:szCs w:val="19"/>
+        </w:rPr>
+        <w:t xml:space="preserve">eff 04/05/2023. Cited by 2 requirements.</w:t>
+      </w:r>
+    </w:p>
+    <w:tbl>
+      <w:tblPr>
+        <w:tblW w:type="dxa" w:w="10080"/>
+        <w:tblBorders>
+          <w:top w:val="single" w:color="BFBFBF" w:sz="2"/>
+          <w:left w:val="single" w:color="BFBFBF" w:sz="2"/>
+          <w:bottom w:val="single" w:color="BFBFBF" w:sz="2"/>
+          <w:right w:val="single" w:color="BFBFBF" w:sz="2"/>
+          <w:insideH w:val="single" w:color="BFBFBF" w:sz="2"/>
+          <w:insideV w:val="single" w:color="BFBFBF" w:sz="2"/>
+        </w:tblBorders>
+      </w:tblPr>
+      <w:tblGrid>
+        <w:gridCol w:w="2016"/>
+        <w:gridCol w:w="2016"/>
+        <w:gridCol w:w="2016"/>
+        <w:gridCol w:w="2016"/>
+        <w:gridCol w:w="2016"/>
+      </w:tblGrid>
+      <w:tr>
+        <w:trPr>
+          <w:tblHeader/>
+        </w:trPr>
+        <w:tc>
+          <w:tcPr>
+            <w:tcW w:type="dxa" w:w="2016"/>
+            <w:shd w:fill="E8E8E8" w:color="auto" w:val="clear"/>
+            <w:tcMar>
+              <w:top w:type="dxa" w:w="60"/>
+              <w:left w:type="dxa" w:w="100"/>
+              <w:bottom w:type="dxa" w:w="60"/>
+              <w:right w:type="dxa" w:w="100"/>
+            </w:tcMar>
+          </w:tcPr>
+          <w:p>
+            <w:pPr>
+              <w:spacing w:after="40" w:before="40" w:line="240"/>
+              <w:jc w:val="center"/>
+            </w:pPr>
+            <w:r>
+              <w:rPr>
+                <w:b/>
+                <w:bCs/>
+                <w:color w:val="1A1A1A"/>
+                <w:sz w:val="16"/>
+                <w:szCs w:val="16"/>
+              </w:rPr>
+              <w:t xml:space="preserve">Conflict</w:t>
+            </w:r>
+          </w:p>
+        </w:tc>
+        <w:tc>
+          <w:tcPr>
+            <w:tcW w:type="dxa" w:w="2016"/>
+            <w:shd w:fill="E8E8E8" w:color="auto" w:val="clear"/>
+            <w:tcMar>
+              <w:top w:type="dxa" w:w="60"/>
+              <w:left w:type="dxa" w:w="100"/>
+              <w:bottom w:type="dxa" w:w="60"/>
+              <w:right w:type="dxa" w:w="100"/>
+            </w:tcMar>
+          </w:tcPr>
+          <w:p>
+            <w:pPr>
+              <w:spacing w:after="40" w:before="40" w:line="240"/>
+              <w:jc w:val="center"/>
+            </w:pPr>
+            <w:r>
+              <w:rPr>
+                <w:b/>
+                <w:bCs/>
+                <w:color w:val="1A1A1A"/>
+                <w:sz w:val="16"/>
+                <w:szCs w:val="16"/>
+              </w:rPr>
+              <w:t xml:space="preserve">Not Addressed</w:t>
+            </w:r>
+          </w:p>
+        </w:tc>
+        <w:tc>
+          <w:tcPr>
+            <w:tcW w:type="dxa" w:w="2016"/>
+            <w:shd w:fill="E8E8E8" w:color="auto" w:val="clear"/>
+            <w:tcMar>
+              <w:top w:type="dxa" w:w="60"/>
+              <w:left w:type="dxa" w:w="100"/>
+              <w:bottom w:type="dxa" w:w="60"/>
+              <w:right w:type="dxa" w:w="100"/>
+            </w:tcMar>
+          </w:tcPr>
+          <w:p>
+            <w:pPr>
+              <w:spacing w:after="40" w:before="40" w:line="240"/>
+              <w:jc w:val="center"/>
+            </w:pPr>
+            <w:r>
+              <w:rPr>
+                <w:b/>
+                <w:bCs/>
+                <w:color w:val="1A1A1A"/>
+                <w:sz w:val="16"/>
+                <w:szCs w:val="16"/>
+              </w:rPr>
+              <w:t xml:space="preserve">Partial</w:t>
+            </w:r>
+          </w:p>
+        </w:tc>
+        <w:tc>
+          <w:tcPr>
+            <w:tcW w:type="dxa" w:w="2016"/>
+            <w:shd w:fill="E8E8E8" w:color="auto" w:val="clear"/>
+            <w:tcMar>
+              <w:top w:type="dxa" w:w="60"/>
+              <w:left w:type="dxa" w:w="100"/>
+              <w:bottom w:type="dxa" w:w="60"/>
+              <w:right w:type="dxa" w:w="100"/>
+            </w:tcMar>
+          </w:tcPr>
+          <w:p>
+            <w:pPr>
+              <w:spacing w:after="40" w:before="40" w:line="240"/>
+              <w:jc w:val="center"/>
+            </w:pPr>
+            <w:r>
+              <w:rPr>
+                <w:b/>
+                <w:bCs/>
+                <w:color w:val="1A1A1A"/>
+                <w:sz w:val="16"/>
+                <w:szCs w:val="16"/>
+              </w:rPr>
+              <w:t xml:space="preserve">Not Evidenced</w:t>
+            </w:r>
+          </w:p>
+        </w:tc>
+        <w:tc>
+          <w:tcPr>
+            <w:tcW w:type="dxa" w:w="2016"/>
+            <w:shd w:fill="E8E8E8" w:color="auto" w:val="clear"/>
+            <w:tcMar>
+              <w:top w:type="dxa" w:w="60"/>
+              <w:left w:type="dxa" w:w="100"/>
+              <w:bottom w:type="dxa" w:w="60"/>
+              <w:right w:type="dxa" w:w="100"/>
+            </w:tcMar>
+          </w:tcPr>
+          <w:p>
+            <w:pPr>
+              <w:spacing w:after="40" w:before="40" w:line="240"/>
+              <w:jc w:val="center"/>
+            </w:pPr>
+            <w:r>
+              <w:rPr>
+                <w:b/>
+                <w:bCs/>
+                <w:color w:val="1A1A1A"/>
+                <w:sz w:val="16"/>
+                <w:szCs w:val="16"/>
+              </w:rPr>
+              <w:t xml:space="preserve">Addressed</w:t>
+            </w:r>
+          </w:p>
+        </w:tc>
+      </w:tr>
+      <w:tr>
+        <w:tc>
+          <w:tcPr>
+            <w:tcW w:type="dxa" w:w="2016"/>
+            <w:tcMar>
+              <w:top w:type="dxa" w:w="60"/>
+              <w:left w:type="dxa" w:w="100"/>
+              <w:bottom w:type="dxa" w:w="60"/>
+              <w:right w:type="dxa" w:w="100"/>
+            </w:tcMar>
+          </w:tcPr>
+          <w:p>
+            <w:pPr>
+              <w:spacing w:after="40" w:before="40" w:line="240"/>
+              <w:jc w:val="center"/>
+            </w:pPr>
+            <w:r>
+              <w:rPr>
+                <w:b w:val="false"/>
+                <w:bCs w:val="false"/>
+                <w:color w:val="1A1A1A"/>
+                <w:sz w:val="19"/>
+                <w:szCs w:val="19"/>
+              </w:rPr>
+              <w:t xml:space="preserve">0</w:t>
+            </w:r>
+          </w:p>
+        </w:tc>
+        <w:tc>
+          <w:tcPr>
+            <w:tcW w:type="dxa" w:w="2016"/>
+            <w:tcMar>
+              <w:top w:type="dxa" w:w="60"/>
+              <w:left w:type="dxa" w:w="100"/>
+              <w:bottom w:type="dxa" w:w="60"/>
+              <w:right w:type="dxa" w:w="100"/>
+            </w:tcMar>
+          </w:tcPr>
+          <w:p>
+            <w:pPr>
+              <w:spacing w:after="40" w:before="40" w:line="240"/>
+              <w:jc w:val="center"/>
+            </w:pPr>
+            <w:r>
+              <w:rPr>
+                <w:b w:val="false"/>
+                <w:bCs w:val="false"/>
+                <w:color w:val="1A1A1A"/>
+                <w:sz w:val="19"/>
+                <w:szCs w:val="19"/>
+              </w:rPr>
+              <w:t xml:space="preserve">0</w:t>
+            </w:r>
+          </w:p>
+        </w:tc>
+        <w:tc>
+          <w:tcPr>
+            <w:tcW w:type="dxa" w:w="2016"/>
+            <w:tcMar>
+              <w:top w:type="dxa" w:w="60"/>
+              <w:left w:type="dxa" w:w="100"/>
+              <w:bottom w:type="dxa" w:w="60"/>
+              <w:right w:type="dxa" w:w="100"/>
+            </w:tcMar>
+          </w:tcPr>
+          <w:p>
+            <w:pPr>
+              <w:spacing w:after="40" w:before="40" w:line="240"/>
+              <w:jc w:val="center"/>
+            </w:pPr>
+            <w:r>
+              <w:rPr>
+                <w:b w:val="false"/>
+                <w:bCs w:val="false"/>
+                <w:color w:val="1A1A1A"/>
+                <w:sz w:val="19"/>
+                <w:szCs w:val="19"/>
+              </w:rPr>
+              <w:t xml:space="preserve">2</w:t>
+            </w:r>
+          </w:p>
+        </w:tc>
+        <w:tc>
+          <w:tcPr>
+            <w:tcW w:type="dxa" w:w="2016"/>
+            <w:tcMar>
+              <w:top w:type="dxa" w:w="60"/>
+              <w:left w:type="dxa" w:w="100"/>
+              <w:bottom w:type="dxa" w:w="60"/>
+              <w:right w:type="dxa" w:w="100"/>
+            </w:tcMar>
+          </w:tcPr>
+          <w:p>
+            <w:pPr>
+              <w:spacing w:after="40" w:before="40" w:line="240"/>
+              <w:jc w:val="center"/>
+            </w:pPr>
+            <w:r>
+              <w:rPr>
+                <w:b w:val="false"/>
+                <w:bCs w:val="false"/>
+                <w:color w:val="1A1A1A"/>
+                <w:sz w:val="19"/>
+                <w:szCs w:val="19"/>
+              </w:rPr>
+              <w:t xml:space="preserve">0</w:t>
+            </w:r>
+          </w:p>
+        </w:tc>
+        <w:tc>
+          <w:tcPr>
+            <w:tcW w:type="dxa" w:w="2016"/>
+            <w:tcMar>
+              <w:top w:type="dxa" w:w="60"/>
+              <w:left w:type="dxa" w:w="100"/>
+              <w:bottom w:type="dxa" w:w="60"/>
+              <w:right w:type="dxa" w:w="100"/>
+            </w:tcMar>
+          </w:tcPr>
+          <w:p>
+            <w:pPr>
+              <w:spacing w:after="40" w:before="40" w:line="240"/>
+              <w:jc w:val="center"/>
+            </w:pPr>
+            <w:r>
+              <w:rPr>
+                <w:b w:val="false"/>
+                <w:bCs w:val="false"/>
+                <w:color w:val="1A1A1A"/>
+                <w:sz w:val="19"/>
+                <w:szCs w:val="19"/>
+              </w:rPr>
+              <w:t xml:space="preserve">0</w:t>
+            </w:r>
+          </w:p>
+        </w:tc>
+      </w:tr>
+    </w:tbl>
+    <w:p>
+      <w:pPr>
+        <w:spacing w:after="80"/>
+      </w:pPr>
+    </w:p>
+    <w:p>
+      <w:pPr>
+        <w:spacing w:after="260" w:line="260"/>
+      </w:pPr>
+      <w:r>
+        <w:rPr>
+          <w:color w:val="5A5A5A"/>
+          <w:sz w:val="19"/>
+          <w:szCs w:val="19"/>
+        </w:rPr>
+        <w:t xml:space="preserve">All rows: 35, 57.</w:t>
+      </w:r>
+    </w:p>
+    <w:p>
+      <w:pPr>
+        <w:pStyle w:val="Heading2"/>
+        <w:keepNext/>
+      </w:pPr>
+      <w:r>
+        <w:t xml:space="preserve">OO 1390/1391 Discipline and Discipline Process</w:t>
+      </w:r>
+    </w:p>
+    <w:p>
+      <w:pPr>
+        <w:keepNext/>
+        <w:spacing w:after="120"/>
+      </w:pPr>
+      <w:r>
+        <w:rPr>
+          <w:i/>
+          <w:iCs/>
+          <w:color w:val="5A5A5A"/>
+          <w:sz w:val="19"/>
+          <w:szCs w:val="19"/>
+        </w:rPr>
+        <w:t xml:space="preserve">eff 10/01/2013, rev 05/01/2020. Cited by 1 requirement.</w:t>
+      </w:r>
+    </w:p>
+    <w:tbl>
+      <w:tblPr>
+        <w:tblW w:type="dxa" w:w="10080"/>
+        <w:tblBorders>
+          <w:top w:val="single" w:color="BFBFBF" w:sz="2"/>
+          <w:left w:val="single" w:color="BFBFBF" w:sz="2"/>
+          <w:bottom w:val="single" w:color="BFBFBF" w:sz="2"/>
+          <w:right w:val="single" w:color="BFBFBF" w:sz="2"/>
+          <w:insideH w:val="single" w:color="BFBFBF" w:sz="2"/>
+          <w:insideV w:val="single" w:color="BFBFBF" w:sz="2"/>
+        </w:tblBorders>
+      </w:tblPr>
+      <w:tblGrid>
+        <w:gridCol w:w="2016"/>
+        <w:gridCol w:w="2016"/>
+        <w:gridCol w:w="2016"/>
+        <w:gridCol w:w="2016"/>
+        <w:gridCol w:w="2016"/>
+      </w:tblGrid>
+      <w:tr>
+        <w:trPr>
+          <w:tblHeader/>
+        </w:trPr>
+        <w:tc>
+          <w:tcPr>
+            <w:tcW w:type="dxa" w:w="2016"/>
+            <w:shd w:fill="E8E8E8" w:color="auto" w:val="clear"/>
+            <w:tcMar>
+              <w:top w:type="dxa" w:w="60"/>
+              <w:left w:type="dxa" w:w="100"/>
+              <w:bottom w:type="dxa" w:w="60"/>
+              <w:right w:type="dxa" w:w="100"/>
+            </w:tcMar>
+          </w:tcPr>
+          <w:p>
+            <w:pPr>
+              <w:spacing w:after="40" w:before="40" w:line="240"/>
+              <w:jc w:val="center"/>
+            </w:pPr>
+            <w:r>
+              <w:rPr>
+                <w:b/>
+                <w:bCs/>
+                <w:color w:val="1A1A1A"/>
+                <w:sz w:val="16"/>
+                <w:szCs w:val="16"/>
+              </w:rPr>
+              <w:t xml:space="preserve">Conflict</w:t>
+            </w:r>
+          </w:p>
+        </w:tc>
+        <w:tc>
+          <w:tcPr>
+            <w:tcW w:type="dxa" w:w="2016"/>
+            <w:shd w:fill="E8E8E8" w:color="auto" w:val="clear"/>
+            <w:tcMar>
+              <w:top w:type="dxa" w:w="60"/>
+              <w:left w:type="dxa" w:w="100"/>
+              <w:bottom w:type="dxa" w:w="60"/>
+              <w:right w:type="dxa" w:w="100"/>
+            </w:tcMar>
+          </w:tcPr>
+          <w:p>
+            <w:pPr>
+              <w:spacing w:after="40" w:before="40" w:line="240"/>
+              <w:jc w:val="center"/>
+            </w:pPr>
+            <w:r>
+              <w:rPr>
+                <w:b/>
+                <w:bCs/>
+                <w:color w:val="1A1A1A"/>
+                <w:sz w:val="16"/>
+                <w:szCs w:val="16"/>
+              </w:rPr>
+              <w:t xml:space="preserve">Not Addressed</w:t>
+            </w:r>
+          </w:p>
+        </w:tc>
+        <w:tc>
+          <w:tcPr>
+            <w:tcW w:type="dxa" w:w="2016"/>
+            <w:shd w:fill="E8E8E8" w:color="auto" w:val="clear"/>
+            <w:tcMar>
+              <w:top w:type="dxa" w:w="60"/>
+              <w:left w:type="dxa" w:w="100"/>
+              <w:bottom w:type="dxa" w:w="60"/>
+              <w:right w:type="dxa" w:w="100"/>
+            </w:tcMar>
+          </w:tcPr>
+          <w:p>
+            <w:pPr>
+              <w:spacing w:after="40" w:before="40" w:line="240"/>
+              <w:jc w:val="center"/>
+            </w:pPr>
+            <w:r>
+              <w:rPr>
+                <w:b/>
+                <w:bCs/>
+                <w:color w:val="1A1A1A"/>
+                <w:sz w:val="16"/>
+                <w:szCs w:val="16"/>
+              </w:rPr>
+              <w:t xml:space="preserve">Partial</w:t>
+            </w:r>
+          </w:p>
+        </w:tc>
+        <w:tc>
+          <w:tcPr>
+            <w:tcW w:type="dxa" w:w="2016"/>
+            <w:shd w:fill="E8E8E8" w:color="auto" w:val="clear"/>
+            <w:tcMar>
+              <w:top w:type="dxa" w:w="60"/>
+              <w:left w:type="dxa" w:w="100"/>
+              <w:bottom w:type="dxa" w:w="60"/>
+              <w:right w:type="dxa" w:w="100"/>
+            </w:tcMar>
+          </w:tcPr>
+          <w:p>
+            <w:pPr>
+              <w:spacing w:after="40" w:before="40" w:line="240"/>
+              <w:jc w:val="center"/>
+            </w:pPr>
+            <w:r>
+              <w:rPr>
+                <w:b/>
+                <w:bCs/>
+                <w:color w:val="1A1A1A"/>
+                <w:sz w:val="16"/>
+                <w:szCs w:val="16"/>
+              </w:rPr>
+              <w:t xml:space="preserve">Not Evidenced</w:t>
+            </w:r>
+          </w:p>
+        </w:tc>
+        <w:tc>
+          <w:tcPr>
+            <w:tcW w:type="dxa" w:w="2016"/>
+            <w:shd w:fill="E8E8E8" w:color="auto" w:val="clear"/>
+            <w:tcMar>
+              <w:top w:type="dxa" w:w="60"/>
+              <w:left w:type="dxa" w:w="100"/>
+              <w:bottom w:type="dxa" w:w="60"/>
+              <w:right w:type="dxa" w:w="100"/>
+            </w:tcMar>
+          </w:tcPr>
+          <w:p>
+            <w:pPr>
+              <w:spacing w:after="40" w:before="40" w:line="240"/>
+              <w:jc w:val="center"/>
+            </w:pPr>
+            <w:r>
+              <w:rPr>
+                <w:b/>
+                <w:bCs/>
+                <w:color w:val="1A1A1A"/>
+                <w:sz w:val="16"/>
+                <w:szCs w:val="16"/>
+              </w:rPr>
+              <w:t xml:space="preserve">Addressed</w:t>
+            </w:r>
+          </w:p>
+        </w:tc>
+      </w:tr>
+      <w:tr>
+        <w:tc>
+          <w:tcPr>
+            <w:tcW w:type="dxa" w:w="2016"/>
+            <w:shd w:fill="F2DEDE" w:color="auto" w:val="clear"/>
+            <w:tcMar>
+              <w:top w:type="dxa" w:w="60"/>
+              <w:left w:type="dxa" w:w="100"/>
+              <w:bottom w:type="dxa" w:w="60"/>
+              <w:right w:type="dxa" w:w="100"/>
+            </w:tcMar>
+          </w:tcPr>
+          <w:p>
+            <w:pPr>
+              <w:spacing w:after="40" w:before="40" w:line="240"/>
+              <w:jc w:val="center"/>
+            </w:pPr>
+            <w:r>
+              <w:rPr>
+                <w:b/>
+                <w:bCs/>
+                <w:color w:val="1A1A1A"/>
+                <w:sz w:val="19"/>
+                <w:szCs w:val="19"/>
+              </w:rPr>
+              <w:t xml:space="preserve">1</w:t>
+            </w:r>
+          </w:p>
+        </w:tc>
+        <w:tc>
+          <w:tcPr>
+            <w:tcW w:type="dxa" w:w="2016"/>
+            <w:tcMar>
+              <w:top w:type="dxa" w:w="60"/>
+              <w:left w:type="dxa" w:w="100"/>
+              <w:bottom w:type="dxa" w:w="60"/>
+              <w:right w:type="dxa" w:w="100"/>
+            </w:tcMar>
+          </w:tcPr>
+          <w:p>
+            <w:pPr>
+              <w:spacing w:after="40" w:before="40" w:line="240"/>
+              <w:jc w:val="center"/>
+            </w:pPr>
+            <w:r>
+              <w:rPr>
+                <w:b w:val="false"/>
+                <w:bCs w:val="false"/>
+                <w:color w:val="1A1A1A"/>
+                <w:sz w:val="19"/>
+                <w:szCs w:val="19"/>
+              </w:rPr>
+              <w:t xml:space="preserve">0</w:t>
+            </w:r>
+          </w:p>
+        </w:tc>
+        <w:tc>
+          <w:tcPr>
+            <w:tcW w:type="dxa" w:w="2016"/>
+            <w:tcMar>
+              <w:top w:type="dxa" w:w="60"/>
+              <w:left w:type="dxa" w:w="100"/>
+              <w:bottom w:type="dxa" w:w="60"/>
+              <w:right w:type="dxa" w:w="100"/>
+            </w:tcMar>
+          </w:tcPr>
+          <w:p>
+            <w:pPr>
+              <w:spacing w:after="40" w:before="40" w:line="240"/>
+              <w:jc w:val="center"/>
+            </w:pPr>
+            <w:r>
+              <w:rPr>
+                <w:b w:val="false"/>
+                <w:bCs w:val="false"/>
+                <w:color w:val="1A1A1A"/>
+                <w:sz w:val="19"/>
+                <w:szCs w:val="19"/>
+              </w:rPr>
+              <w:t xml:space="preserve">0</w:t>
+            </w:r>
+          </w:p>
+        </w:tc>
+        <w:tc>
+          <w:tcPr>
+            <w:tcW w:type="dxa" w:w="2016"/>
+            <w:tcMar>
+              <w:top w:type="dxa" w:w="60"/>
+              <w:left w:type="dxa" w:w="100"/>
+              <w:bottom w:type="dxa" w:w="60"/>
+              <w:right w:type="dxa" w:w="100"/>
+            </w:tcMar>
+          </w:tcPr>
+          <w:p>
+            <w:pPr>
+              <w:spacing w:after="40" w:before="40" w:line="240"/>
+              <w:jc w:val="center"/>
+            </w:pPr>
+            <w:r>
+              <w:rPr>
+                <w:b w:val="false"/>
+                <w:bCs w:val="false"/>
+                <w:color w:val="1A1A1A"/>
+                <w:sz w:val="19"/>
+                <w:szCs w:val="19"/>
+              </w:rPr>
+              <w:t xml:space="preserve">0</w:t>
+            </w:r>
+          </w:p>
+        </w:tc>
+        <w:tc>
+          <w:tcPr>
+            <w:tcW w:type="dxa" w:w="2016"/>
+            <w:tcMar>
+              <w:top w:type="dxa" w:w="60"/>
+              <w:left w:type="dxa" w:w="100"/>
+              <w:bottom w:type="dxa" w:w="60"/>
+              <w:right w:type="dxa" w:w="100"/>
+            </w:tcMar>
+          </w:tcPr>
+          <w:p>
+            <w:pPr>
+              <w:spacing w:after="40" w:before="40" w:line="240"/>
+              <w:jc w:val="center"/>
+            </w:pPr>
+            <w:r>
+              <w:rPr>
+                <w:b w:val="false"/>
+                <w:bCs w:val="false"/>
+                <w:color w:val="1A1A1A"/>
+                <w:sz w:val="19"/>
+                <w:szCs w:val="19"/>
+              </w:rPr>
+              <w:t xml:space="preserve">0</w:t>
+            </w:r>
+          </w:p>
+        </w:tc>
+      </w:tr>
+    </w:tbl>
+    <w:p>
+      <w:pPr>
+        <w:spacing w:after="80"/>
+      </w:pPr>
+    </w:p>
+    <w:p>
+      <w:pPr>
+        <w:spacing w:after="120" w:line="276"/>
+      </w:pPr>
+      <w:r>
+        <w:rPr>
+          <w:b/>
+          <w:bCs/>
+          <w:color w:val="1A1A1A"/>
+        </w:rPr>
+        <w:t xml:space="preserve">Conflicts to correct. </w:t>
+      </w:r>
+      <w:r>
+        <w:rPr>
+          <w:color w:val="1A1A1A"/>
+        </w:rPr>
+        <w:t xml:space="preserve">row 64 (28 CFR 115.378(a)-(g); 15 CCR 1390, 1391).</w:t>
+      </w:r>
+    </w:p>
+    <w:p>
+      <w:pPr>
+        <w:spacing w:after="260" w:line="260"/>
+      </w:pPr>
+      <w:r>
+        <w:rPr>
+          <w:color w:val="5A5A5A"/>
+          <w:sz w:val="19"/>
+          <w:szCs w:val="19"/>
+        </w:rPr>
+        <w:t xml:space="preserve">All rows: 64.</w:t>
+      </w:r>
+    </w:p>
+    <w:p>
+      <w:pPr>
+        <w:pStyle w:val="Heading2"/>
+        <w:keepNext/>
+      </w:pPr>
+      <w:r>
+        <w:t xml:space="preserve">Internal Complaints (Administrative P&amp;P Manual)</w:t>
+      </w:r>
+    </w:p>
+    <w:p>
+      <w:pPr>
+        <w:keepNext/>
+        <w:spacing w:after="120"/>
+      </w:pPr>
+      <w:r>
+        <w:rPr>
+          <w:i/>
+          <w:iCs/>
+          <w:color w:val="5A5A5A"/>
+          <w:sz w:val="19"/>
+          <w:szCs w:val="19"/>
+        </w:rPr>
+        <w:t xml:space="preserve">rev 10/30/2013. Cited by 9 requirements.</w:t>
+      </w:r>
+    </w:p>
+    <w:tbl>
+      <w:tblPr>
+        <w:tblW w:type="dxa" w:w="10080"/>
+        <w:tblBorders>
+          <w:top w:val="single" w:color="BFBFBF" w:sz="2"/>
+          <w:left w:val="single" w:color="BFBFBF" w:sz="2"/>
+          <w:bottom w:val="single" w:color="BFBFBF" w:sz="2"/>
+          <w:right w:val="single" w:color="BFBFBF" w:sz="2"/>
+          <w:insideH w:val="single" w:color="BFBFBF" w:sz="2"/>
+          <w:insideV w:val="single" w:color="BFBFBF" w:sz="2"/>
+        </w:tblBorders>
+      </w:tblPr>
+      <w:tblGrid>
+        <w:gridCol w:w="2016"/>
+        <w:gridCol w:w="2016"/>
+        <w:gridCol w:w="2016"/>
+        <w:gridCol w:w="2016"/>
+        <w:gridCol w:w="2016"/>
+      </w:tblGrid>
+      <w:tr>
+        <w:trPr>
+          <w:tblHeader/>
+        </w:trPr>
+        <w:tc>
+          <w:tcPr>
+            <w:tcW w:type="dxa" w:w="2016"/>
+            <w:shd w:fill="E8E8E8" w:color="auto" w:val="clear"/>
+            <w:tcMar>
+              <w:top w:type="dxa" w:w="60"/>
+              <w:left w:type="dxa" w:w="100"/>
+              <w:bottom w:type="dxa" w:w="60"/>
+              <w:right w:type="dxa" w:w="100"/>
+            </w:tcMar>
+          </w:tcPr>
+          <w:p>
+            <w:pPr>
+              <w:spacing w:after="40" w:before="40" w:line="240"/>
+              <w:jc w:val="center"/>
+            </w:pPr>
+            <w:r>
+              <w:rPr>
+                <w:b/>
+                <w:bCs/>
+                <w:color w:val="1A1A1A"/>
+                <w:sz w:val="16"/>
+                <w:szCs w:val="16"/>
+              </w:rPr>
+              <w:t xml:space="preserve">Conflict</w:t>
+            </w:r>
+          </w:p>
+        </w:tc>
+        <w:tc>
+          <w:tcPr>
+            <w:tcW w:type="dxa" w:w="2016"/>
+            <w:shd w:fill="E8E8E8" w:color="auto" w:val="clear"/>
+            <w:tcMar>
+              <w:top w:type="dxa" w:w="60"/>
+              <w:left w:type="dxa" w:w="100"/>
+              <w:bottom w:type="dxa" w:w="60"/>
+              <w:right w:type="dxa" w:w="100"/>
+            </w:tcMar>
+          </w:tcPr>
+          <w:p>
+            <w:pPr>
+              <w:spacing w:after="40" w:before="40" w:line="240"/>
+              <w:jc w:val="center"/>
+            </w:pPr>
+            <w:r>
+              <w:rPr>
+                <w:b/>
+                <w:bCs/>
+                <w:color w:val="1A1A1A"/>
+                <w:sz w:val="16"/>
+                <w:szCs w:val="16"/>
+              </w:rPr>
+              <w:t xml:space="preserve">Not Addressed</w:t>
+            </w:r>
+          </w:p>
+        </w:tc>
+        <w:tc>
+          <w:tcPr>
+            <w:tcW w:type="dxa" w:w="2016"/>
+            <w:shd w:fill="E8E8E8" w:color="auto" w:val="clear"/>
+            <w:tcMar>
+              <w:top w:type="dxa" w:w="60"/>
+              <w:left w:type="dxa" w:w="100"/>
+              <w:bottom w:type="dxa" w:w="60"/>
+              <w:right w:type="dxa" w:w="100"/>
+            </w:tcMar>
+          </w:tcPr>
+          <w:p>
+            <w:pPr>
+              <w:spacing w:after="40" w:before="40" w:line="240"/>
+              <w:jc w:val="center"/>
+            </w:pPr>
+            <w:r>
+              <w:rPr>
+                <w:b/>
+                <w:bCs/>
+                <w:color w:val="1A1A1A"/>
+                <w:sz w:val="16"/>
+                <w:szCs w:val="16"/>
+              </w:rPr>
+              <w:t xml:space="preserve">Partial</w:t>
+            </w:r>
+          </w:p>
+        </w:tc>
+        <w:tc>
+          <w:tcPr>
+            <w:tcW w:type="dxa" w:w="2016"/>
+            <w:shd w:fill="E8E8E8" w:color="auto" w:val="clear"/>
+            <w:tcMar>
+              <w:top w:type="dxa" w:w="60"/>
+              <w:left w:type="dxa" w:w="100"/>
+              <w:bottom w:type="dxa" w:w="60"/>
+              <w:right w:type="dxa" w:w="100"/>
+            </w:tcMar>
+          </w:tcPr>
+          <w:p>
+            <w:pPr>
+              <w:spacing w:after="40" w:before="40" w:line="240"/>
+              <w:jc w:val="center"/>
+            </w:pPr>
+            <w:r>
+              <w:rPr>
+                <w:b/>
+                <w:bCs/>
+                <w:color w:val="1A1A1A"/>
+                <w:sz w:val="16"/>
+                <w:szCs w:val="16"/>
+              </w:rPr>
+              <w:t xml:space="preserve">Not Evidenced</w:t>
+            </w:r>
+          </w:p>
+        </w:tc>
+        <w:tc>
+          <w:tcPr>
+            <w:tcW w:type="dxa" w:w="2016"/>
+            <w:shd w:fill="E8E8E8" w:color="auto" w:val="clear"/>
+            <w:tcMar>
+              <w:top w:type="dxa" w:w="60"/>
+              <w:left w:type="dxa" w:w="100"/>
+              <w:bottom w:type="dxa" w:w="60"/>
+              <w:right w:type="dxa" w:w="100"/>
+            </w:tcMar>
+          </w:tcPr>
+          <w:p>
+            <w:pPr>
+              <w:spacing w:after="40" w:before="40" w:line="240"/>
+              <w:jc w:val="center"/>
+            </w:pPr>
+            <w:r>
+              <w:rPr>
+                <w:b/>
+                <w:bCs/>
+                <w:color w:val="1A1A1A"/>
+                <w:sz w:val="16"/>
+                <w:szCs w:val="16"/>
+              </w:rPr>
+              <w:t xml:space="preserve">Addressed</w:t>
+            </w:r>
+          </w:p>
+        </w:tc>
+      </w:tr>
+      <w:tr>
+        <w:tc>
+          <w:tcPr>
+            <w:tcW w:type="dxa" w:w="2016"/>
+            <w:shd w:fill="F2DEDE" w:color="auto" w:val="clear"/>
+            <w:tcMar>
+              <w:top w:type="dxa" w:w="60"/>
+              <w:left w:type="dxa" w:w="100"/>
+              <w:bottom w:type="dxa" w:w="60"/>
+              <w:right w:type="dxa" w:w="100"/>
+            </w:tcMar>
+          </w:tcPr>
+          <w:p>
+            <w:pPr>
+              <w:spacing w:after="40" w:before="40" w:line="240"/>
+              <w:jc w:val="center"/>
+            </w:pPr>
+            <w:r>
+              <w:rPr>
+                <w:b/>
+                <w:bCs/>
+                <w:color w:val="1A1A1A"/>
+                <w:sz w:val="19"/>
+                <w:szCs w:val="19"/>
+              </w:rPr>
+              <w:t xml:space="preserve">1</w:t>
+            </w:r>
+          </w:p>
+        </w:tc>
+        <w:tc>
+          <w:tcPr>
+            <w:tcW w:type="dxa" w:w="2016"/>
+            <w:tcMar>
+              <w:top w:type="dxa" w:w="60"/>
+              <w:left w:type="dxa" w:w="100"/>
+              <w:bottom w:type="dxa" w:w="60"/>
+              <w:right w:type="dxa" w:w="100"/>
+            </w:tcMar>
+          </w:tcPr>
+          <w:p>
+            <w:pPr>
+              <w:spacing w:after="40" w:before="40" w:line="240"/>
+              <w:jc w:val="center"/>
+            </w:pPr>
+            <w:r>
+              <w:rPr>
+                <w:b w:val="false"/>
+                <w:bCs w:val="false"/>
+                <w:color w:val="1A1A1A"/>
+                <w:sz w:val="19"/>
+                <w:szCs w:val="19"/>
+              </w:rPr>
+              <w:t xml:space="preserve">0</w:t>
+            </w:r>
+          </w:p>
+        </w:tc>
+        <w:tc>
+          <w:tcPr>
+            <w:tcW w:type="dxa" w:w="2016"/>
+            <w:tcMar>
+              <w:top w:type="dxa" w:w="60"/>
+              <w:left w:type="dxa" w:w="100"/>
+              <w:bottom w:type="dxa" w:w="60"/>
+              <w:right w:type="dxa" w:w="100"/>
+            </w:tcMar>
+          </w:tcPr>
+          <w:p>
+            <w:pPr>
+              <w:spacing w:after="40" w:before="40" w:line="240"/>
+              <w:jc w:val="center"/>
+            </w:pPr>
+            <w:r>
+              <w:rPr>
+                <w:b w:val="false"/>
+                <w:bCs w:val="false"/>
+                <w:color w:val="1A1A1A"/>
+                <w:sz w:val="19"/>
+                <w:szCs w:val="19"/>
+              </w:rPr>
+              <w:t xml:space="preserve">8</w:t>
+            </w:r>
+          </w:p>
+        </w:tc>
+        <w:tc>
+          <w:tcPr>
+            <w:tcW w:type="dxa" w:w="2016"/>
+            <w:tcMar>
+              <w:top w:type="dxa" w:w="60"/>
+              <w:left w:type="dxa" w:w="100"/>
+              <w:bottom w:type="dxa" w:w="60"/>
+              <w:right w:type="dxa" w:w="100"/>
+            </w:tcMar>
+          </w:tcPr>
+          <w:p>
+            <w:pPr>
+              <w:spacing w:after="40" w:before="40" w:line="240"/>
+              <w:jc w:val="center"/>
+            </w:pPr>
+            <w:r>
+              <w:rPr>
+                <w:b w:val="false"/>
+                <w:bCs w:val="false"/>
+                <w:color w:val="1A1A1A"/>
+                <w:sz w:val="19"/>
+                <w:szCs w:val="19"/>
+              </w:rPr>
+              <w:t xml:space="preserve">0</w:t>
+            </w:r>
+          </w:p>
+        </w:tc>
+        <w:tc>
+          <w:tcPr>
+            <w:tcW w:type="dxa" w:w="2016"/>
+            <w:tcMar>
+              <w:top w:type="dxa" w:w="60"/>
+              <w:left w:type="dxa" w:w="100"/>
+              <w:bottom w:type="dxa" w:w="60"/>
+              <w:right w:type="dxa" w:w="100"/>
+            </w:tcMar>
+          </w:tcPr>
+          <w:p>
+            <w:pPr>
+              <w:spacing w:after="40" w:before="40" w:line="240"/>
+              <w:jc w:val="center"/>
+            </w:pPr>
+            <w:r>
+              <w:rPr>
+                <w:b w:val="false"/>
+                <w:bCs w:val="false"/>
+                <w:color w:val="1A1A1A"/>
+                <w:sz w:val="19"/>
+                <w:szCs w:val="19"/>
+              </w:rPr>
+              <w:t xml:space="preserve">0</w:t>
+            </w:r>
+          </w:p>
+        </w:tc>
+      </w:tr>
+    </w:tbl>
+    <w:p>
+      <w:pPr>
+        <w:spacing w:after="80"/>
+      </w:pPr>
+    </w:p>
+    <w:p>
+      <w:pPr>
+        <w:spacing w:after="120" w:line="276"/>
+      </w:pPr>
+      <w:r>
+        <w:rPr>
+          <w:b/>
+          <w:bCs/>
+          <w:color w:val="1A1A1A"/>
+        </w:rPr>
+        <w:t xml:space="preserve">Conflicts to correct. </w:t>
+      </w:r>
+      <w:r>
+        <w:rPr>
+          <w:color w:val="1A1A1A"/>
+        </w:rPr>
+        <w:t xml:space="preserve">row 59 (28 CFR 115.371(g)-(h), (j)-(k)).</w:t>
+      </w:r>
+    </w:p>
+    <w:p>
+      <w:pPr>
+        <w:spacing w:after="260" w:line="260"/>
+      </w:pPr>
+      <w:r>
+        <w:rPr>
+          <w:color w:val="5A5A5A"/>
+          <w:sz w:val="19"/>
+          <w:szCs w:val="19"/>
+        </w:rPr>
+        <w:t xml:space="preserve">All rows: 38, 41, 42, 47, 56, 58, 59, 61, 62.</w:t>
+      </w:r>
+    </w:p>
+    <w:p>
+      <w:pPr>
+        <w:pStyle w:val="Heading2"/>
       </w:pPr>
       <w:r>
         <w:t xml:space="preserve">No departmental document identified</w:t>
@@ -27150,7 +28264,7 @@
         <w:rPr>
           <w:color w:val="1A1A1A"/>
         </w:rPr>
-        <w:t xml:space="preserve">13 requirements cite none of the 14 documents reviewed. Eleven record no departmental provision at all and cannot be remediated by amendment: they need drafting or an administrative decision. Two turn on documents that exist but were not produced, rows 14 and 45, and may close on production.</w:t>
+        <w:t xml:space="preserve">12 requirements cite none of the 17 documents reviewed. Ten record no departmental provision at all and cannot be remediated by amendment: they need drafting or an administrative decision. Two turn on documents that exist but were not produced, rows 14, 45, and may close on production.</w:t>
       </w:r>
     </w:p>
     <w:tbl>
@@ -27922,113 +29036,6 @@
                 <w:szCs w:val="19"/>
               </w:rPr>
               <w:t xml:space="preserve">Residents receive education upon transfer to a different facility to the extent the new facility's policies and procedures differ.</w:t>
-            </w:r>
-          </w:p>
-        </w:tc>
-      </w:tr>
-      <w:tr>
-        <w:tc>
-          <w:tcPr>
-            <w:tcW w:type="dxa" w:w="700"/>
-            <w:tcMar>
-              <w:top w:type="dxa" w:w="60"/>
-              <w:left w:type="dxa" w:w="100"/>
-              <w:bottom w:type="dxa" w:w="60"/>
-              <w:right w:type="dxa" w:w="100"/>
-            </w:tcMar>
-          </w:tcPr>
-          <w:p>
-            <w:pPr>
-              <w:spacing w:after="40" w:before="40" w:line="240"/>
-            </w:pPr>
-            <w:r>
-              <w:rPr>
-                <w:b w:val="false"/>
-                <w:bCs w:val="false"/>
-                <w:color w:val="1A1A1A"/>
-                <w:sz w:val="19"/>
-                <w:szCs w:val="19"/>
-              </w:rPr>
-              <w:t xml:space="preserve">41</w:t>
-            </w:r>
-          </w:p>
-        </w:tc>
-        <w:tc>
-          <w:tcPr>
-            <w:tcW w:type="dxa" w:w="2400"/>
-            <w:tcMar>
-              <w:top w:type="dxa" w:w="60"/>
-              <w:left w:type="dxa" w:w="100"/>
-              <w:bottom w:type="dxa" w:w="60"/>
-              <w:right w:type="dxa" w:w="100"/>
-            </w:tcMar>
-          </w:tcPr>
-          <w:p>
-            <w:pPr>
-              <w:spacing w:after="40" w:before="40" w:line="240"/>
-            </w:pPr>
-            <w:r>
-              <w:rPr>
-                <w:b w:val="false"/>
-                <w:bCs w:val="false"/>
-                <w:color w:val="1A1A1A"/>
-                <w:sz w:val="19"/>
-                <w:szCs w:val="19"/>
-              </w:rPr>
-              <w:t xml:space="preserve">28 CFR 115.351(e)</w:t>
-            </w:r>
-          </w:p>
-        </w:tc>
-        <w:tc>
-          <w:tcPr>
-            <w:tcW w:type="dxa" w:w="1400"/>
-            <w:shd w:fill="FCF0DC" w:color="auto" w:val="clear"/>
-            <w:tcMar>
-              <w:top w:type="dxa" w:w="60"/>
-              <w:left w:type="dxa" w:w="100"/>
-              <w:bottom w:type="dxa" w:w="60"/>
-              <w:right w:type="dxa" w:w="100"/>
-            </w:tcMar>
-          </w:tcPr>
-          <w:p>
-            <w:pPr>
-              <w:spacing w:after="40" w:before="40" w:line="240"/>
-            </w:pPr>
-            <w:r>
-              <w:rPr>
-                <w:b w:val="false"/>
-                <w:bCs w:val="false"/>
-                <w:color w:val="1A1A1A"/>
-                <w:sz w:val="19"/>
-                <w:szCs w:val="19"/>
-              </w:rPr>
-              <w:t xml:space="preserve">Not Addressed, High</w:t>
-            </w:r>
-          </w:p>
-        </w:tc>
-        <w:tc>
-          <w:tcPr>
-            <w:tcW w:type="dxa" w:w="5580"/>
-            <w:tcMar>
-              <w:top w:type="dxa" w:w="60"/>
-              <w:left w:type="dxa" w:w="100"/>
-              <w:bottom w:type="dxa" w:w="60"/>
-              <w:right w:type="dxa" w:w="100"/>
-            </w:tcMar>
-          </w:tcPr>
-          <w:p>
-            <w:pPr>
-              <w:spacing w:after="40" w:before="40" w:line="240"/>
-            </w:pPr>
-            <w:r>
-              <w:rPr>
-                <w:b w:val="false"/>
-                <w:bCs w:val="false"/>
-                <w:color w:val="1A1A1A"/>
-                <w:sz w:val="19"/>
-                <w:szCs w:val="19"/>
-              </w:rPr>
-              <w:t xml:space="preserve">Provide a method for staff to privately report sexual abuse and sexual harassment of residents.</w:t>
             </w:r>
           </w:p>
         </w:tc>
@@ -28852,7 +29859,7 @@
         <w:sz w:val="16"/>
         <w:szCs w:val="16"/>
       </w:rPr>
-      <w:t xml:space="preserve">PREA versus Policy crosswalk. YDF, register Revision 3. Not legal advice.</w:t>
+      <w:t xml:space="preserve">PREA versus Policy crosswalk. YDF, register Revision 4. Not legal advice.</w:t>
     </w:r>
   </w:p>
 </w:hdr>

--- a/deliverables/PREA_versus_Policy_Crosswalk.docx
+++ b/deliverables/PREA_versus_Policy_Crosswalk.docx
@@ -71,7 +71,7 @@
           <w:sz w:val="22"/>
           <w:szCs w:val="22"/>
         </w:rPr>
-        <w:t xml:space="preserve">Gap register Revision 4. 83 requirements assessed against 17 departmental policies.</w:t>
+        <w:t xml:space="preserve">Gap register Revision 5. 83 requirements assessed against 17 departmental policies.</w:t>
       </w:r>
     </w:p>
     <w:tbl>
@@ -3884,7 +3884,7 @@
                 <w:sz w:val="19"/>
                 <w:szCs w:val="19"/>
               </w:rPr>
-              <w:t xml:space="preserve">28 CFR 115.342(c); 15 CCR 1352(e). LGBTI residents shall not be placed in particular housing, bed, or other assignments solely on the basis of that identification or status.</w:t>
+              <w:t xml:space="preserve">28 CFR 115.342(c). LGBTI residents shall not be placed in particular housing, bed, or other assignments solely on the basis of that identification or status. 15 CCR 1352(e), verified against the edition effective 04/01/2014, says the same: staff shall not separate a youth from the general population or assign a single occupancy room based solely on sexual orientation, gender identity, or gender expression. 15 CCR 1324(h) separately requires the policy manual to bar restrictive housing or classification decisions made solely on those bases.</w:t>
             </w:r>
           </w:p>
         </w:tc>
@@ -3938,7 +3938,7 @@
         <w:rPr>
           <w:color w:val="1A1A1A"/>
         </w:rPr>
-        <w:t xml:space="preserve">Also contradicts OO 1352's own Purpose and Scope paragraph, PREA Policy III.E, and OO 1352.5 III.H. The chronology is damaging: OO 1352.5 stated the correct rule effective 03/2019, and S-8 was created 12/2019 and revised 02/2020.</w:t>
+        <w:t xml:space="preserve">Also contradicts OO 1352's own Purpose and Scope paragraph, PREA Policy III.E, and OO 1352.5 III.H. The chronology is worse than earlier revisions recorded. 15 CCR 1352(e) was not added by the 2019 Title 15 rewrite; it is in the edition effective 04/01/2014. S-8 was created 12/09/2019 and retained on the 02/27/2020 revision, five and a half years after the state rule was already in force. 1352(e) also states the lawful alternative on its face: individualized placement, or a single room at the youth's specific request. The 1324(h) route is the cleaner BSCC inspection finding, because it does not depend on whether PREA binds a county facility.</w:t>
       </w:r>
     </w:p>
     <w:p>
@@ -4734,7 +4734,7 @@
         <w:rPr>
           <w:color w:val="1A1A1A"/>
         </w:rPr>
-        <w:t xml:space="preserve">A false-allegations rule stated at this breadth suppresses reporting, which is the behavior the standard is written to protect.</w:t>
+        <w:t xml:space="preserve">A false-allegations rule stated at this breadth suppresses reporting, which is the behavior the standard is written to protect. Separately, and now verified against source, 15 CCR 1391(e) attaches the due process elements to major rule violations as a class, while OO 1390/1391 IV.A attaches the hearing only where the recommended discipline is Program Separation. That narrowing is a confirmed Title 15 defect in its own right, actionable on BSCC inspection independent of PREA.</w:t>
       </w:r>
     </w:p>
     <w:p>
@@ -6553,13 +6553,23 @@
         <w:rPr>
           <w:color w:val="1A1A1A"/>
         </w:rPr>
-        <w:t xml:space="preserve">The county standard mirrors Title 15 (1:10 / 1:30), which is materially less protective than the federal standard (1:8 / 1:16). Title 15 sets a floor, not a ceiling: 15 CCR 1301 expressly permits the county to adopt standards that exceed the minimum. Operating to 1:10 / 1:30 will fail 115.313(c) on audit and is a readily exploited fact in civil litigation. Whether actual post assignments already meet 1:8 / 1:16 should be verified against real rosters before the policy is revised.</w:t>
-      </w:r>
-    </w:p>
-    <w:p>
-      <w:pPr>
-        <w:spacing w:after="160"/>
-      </w:pPr>
+        <w:t xml:space="preserve">The county standard mirrors Title 15 (1:10 / 1:30), which is materially less protective than the federal standard (1:8 / 1:16). Title 15 sets a floor, not a ceiling: 15 CCR 1301 expressly permits the county to adopt standards that exceed the minimum. Operating to 1:10 / 1:30 will fail 115.313(c) on audit and is a readily exploited fact in civil litigation. Whether actual post assignments already meet 1:8 / 1:16 should be verified against real rosters before the policy is revised. VERIFIED in Revision 5 against Title 15 rev. 04/01/2014, the only edition produced: 1321(h)(1)(A) sets one wide-awake youth supervision staff member for each 10 youth during waking hours and (B) one for each 30 during sleeping hours, for juvenile halls. The conflict with the federal 1:8 and 1:16 is confirmed on both sides. Two further points from source. 1321(h)(1)(E) excludes personnel whose primary responsibility is administration, supervision of personnel, academic or trade instruction, clerical, kitchen, or maintenance from counting as youth supervision staff, which is the state analogue of the federal security-staff-only rule and means the 1:10 count is already required to be a clean count. And 1301 provides that county standards may 'meet or exceed and do not conflict with' the state minimums, confirming that adopting 1:8 and 1:16 is open to the department without a variance.</w:t>
+      </w:r>
+    </w:p>
+    <w:p>
+      <w:pPr>
+        <w:spacing w:after="240" w:line="260"/>
+      </w:pPr>
+      <w:r>
+        <w:rPr>
+          <w:i/>
+          <w:iCs/>
+          <w:color w:val="5A5A5A"/>
+          <w:sz w:val="19"/>
+          <w:szCs w:val="19"/>
+        </w:rPr>
+        <w:t xml:space="preserve">Change log: VERIFIED in 5: 15 CCR 1321(h)(1)(A)-(B) and 1301 confirmed against source; 1321(h)(1)(E) staff-exclusion rule added.</w:t>
+      </w:r>
     </w:p>
     <w:p>
       <w:pPr>
@@ -6923,13 +6933,23 @@
         <w:rPr>
           <w:color w:val="1A1A1A"/>
         </w:rPr>
-        <w:t xml:space="preserve">OO 1321 restates the Title 15 ratios and generic adequacy language. There is no documented PREA staffing plan, none of the 11 required factors is analyzed, and there is no mechanism for documenting deviations. A written staffing plan is one of the most frequently cited findings in juvenile PREA audits.</w:t>
-      </w:r>
-    </w:p>
-    <w:p>
-      <w:pPr>
-        <w:spacing w:after="160"/>
-      </w:pPr>
+        <w:t xml:space="preserve">OO 1321 restates the Title 15 ratios and generic adequacy language. There is no documented PREA staffing plan, none of the 11 required factors is analyzed, and there is no mechanism for documenting deviations. A written staffing plan is one of the most frequently cited findings in juvenile PREA audits. VERIFIED in Revision 5 against Title 15 rev. 04/01/2014, the only edition produced: 1321(a) requires 'an adequate number of personnel sufficient to carry out its program,' and 1321(h) requires assignment of sufficient youth supervision staff for continuous wide awake supervision. Both read as cited. Neither supplies the written staffing plan this requirement concerns, so the finding stands.</w:t>
+      </w:r>
+    </w:p>
+    <w:p>
+      <w:pPr>
+        <w:spacing w:after="240" w:line="260"/>
+      </w:pPr>
+      <w:r>
+        <w:rPr>
+          <w:i/>
+          <w:iCs/>
+          <w:color w:val="5A5A5A"/>
+          <w:sz w:val="19"/>
+          <w:szCs w:val="19"/>
+        </w:rPr>
+        <w:t xml:space="preserve">Change log: VERIFIED in 5: 15 CCR 1321(a) and (h) confirmed against source.</w:t>
+      </w:r>
     </w:p>
     <w:p>
       <w:pPr>
@@ -7293,7 +7313,7 @@
         <w:rPr>
           <w:color w:val="1A1A1A"/>
         </w:rPr>
-        <w:t xml:space="preserve">Attachment A requires a medical screen when a shower room is used for a strip search, which is a privacy measure but not this standard. Still absent: any provision on residents showering, using the toilet, or changing clothing without non-medical staff of the opposite gender viewing their breasts, buttocks, or genitalia, and the requirement that opposite-gender staff announce their presence when entering a resident housing unit. The announcement rule is a discrete, no-cost policy fix and is a standard youth-interview question during an audit.</w:t>
+        <w:t xml:space="preserve">Attachment A requires a medical screen when a shower room is used for a strip search, which is a privacy measure but not this standard. Still absent: any provision on residents showering, using the toilet, or changing clothing without non-medical staff of the opposite gender viewing their breasts, buttocks, or genitalia, and the requirement that opposite-gender staff announce their presence when entering a resident housing unit. The announcement rule is a discrete, no-cost policy fix and is a standard youth-interview question during an audit. NOT VERIFIED in Revision 5. The only Title 15 edition produced is rev. 04/01/2014, which predates the January 2019 rewrite; that edition contains no section 1352.5. The citation is to the post-2019 text and is carried forward unconfirmed. Obtain the current BSCC edition before quoting it.</w:t>
       </w:r>
     </w:p>
     <w:p>
@@ -7308,7 +7328,7 @@
           <w:sz w:val="19"/>
           <w:szCs w:val="19"/>
         </w:rPr>
-        <w:t xml:space="preserve">Change log: REVISED: gap text updated to credit the Attachment A medical screen.</w:t>
+        <w:t xml:space="preserve">Change log: REVISED: gap text updated to credit the Attachment A medical screen. FLAGGED in 5: 15 CCR 1352.5 not confirmed; absent from the produced edition.</w:t>
       </w:r>
     </w:p>
     <w:p>
@@ -8052,13 +8072,23 @@
         <w:rPr>
           <w:color w:val="1A1A1A"/>
         </w:rPr>
-        <w:t xml:space="preserve">Zero tolerance and retaliation prohibition are stated. The policy is not organized around a prevent / detect / respond framework, uses 'sexual misconduct' rather than the regulatory terms 'sexual abuse' and 'sexual harassment' as its operative trigger, and contains no third-party reporting provision required by both 1324(n) and 115.354.</w:t>
-      </w:r>
-    </w:p>
-    <w:p>
-      <w:pPr>
-        <w:spacing w:after="160"/>
-      </w:pPr>
+        <w:t xml:space="preserve">Zero tolerance and retaliation prohibition are stated. The policy is not organized around a prevent / detect / respond framework, uses 'sexual misconduct' rather than the regulatory terms 'sexual abuse' and 'sexual harassment' as its operative trigger, and contains no third-party reporting provision required by both 1324(n) and 115.354. NOT VERIFIED in Revision 5. The only Title 15 edition produced is rev. 04/01/2014, which predates the January 2019 rewrite; section 1324 in that edition runs (a) through (j), so there is no subsection (n). The citation is to the post-2019 text and is carried forward unconfirmed. Obtain the current BSCC edition before quoting it.</w:t>
+      </w:r>
+    </w:p>
+    <w:p>
+      <w:pPr>
+        <w:spacing w:after="240" w:line="260"/>
+      </w:pPr>
+      <w:r>
+        <w:rPr>
+          <w:i/>
+          <w:iCs/>
+          <w:color w:val="5A5A5A"/>
+          <w:sz w:val="19"/>
+          <w:szCs w:val="19"/>
+        </w:rPr>
+        <w:t xml:space="preserve">Change log: FLAGGED in 5: 15 CCR 1324(n) not confirmed; produced edition ends 1324 at (j).</w:t>
+      </w:r>
     </w:p>
     <w:p>
       <w:pPr>
@@ -8604,7 +8634,7 @@
         <w:rPr>
           <w:color w:val="1A1A1A"/>
         </w:rPr>
-        <w:t xml:space="preserve">OO 1360 is substantially compliant and in places exceeds the standard. II.B prohibits cross-gender pat-down searches absent emergency circumstances. III.B.4 and III.B.5 require the searching officer AND the witness to be the same sex as the youth and bar any opposite-sex person from viewing a strip search, with no exigent exception, which is stricter than 115.315(a). Physical body cavity searches are never performed by probation staff and require a warrant and medical personnel. XI.A requires every strip search to be documented on an electronic Strip Search Authorization Form recording why, who conducted it, when and where, who was present, the gender of the resident and the searching officer, and the results. Remaining gap: 115.315(c) and 15 CCR 1360(g) require that cross-gender pat-down searches also be documented and justified in writing. The Strip Search Authorization Form captures strip and visual body cavity searches only; there is no comparable record for an emergency cross-gender pat-down.</w:t>
+        <w:t xml:space="preserve">OO 1360 is substantially compliant and in places exceeds the standard. II.B prohibits cross-gender pat-down searches absent emergency circumstances. III.B.4 and III.B.5 require the searching officer AND the witness to be the same sex as the youth and bar any opposite-sex person from viewing a strip search, with no exigent exception, which is stricter than 115.315(a). Physical body cavity searches are never performed by probation staff and require a warrant and medical personnel. XI.A requires every strip search to be documented on an electronic Strip Search Authorization Form recording why, who conducted it, when and where, who was present, the gender of the resident and the searching officer, and the results. Remaining gap: 115.315(c) and 15 CCR 1360(g) require that cross-gender pat-down searches also be documented and justified in writing. The Strip Search Authorization Form captures strip and visual body cavity searches only; there is no comparable record for an emergency cross-gender pat-down. NOT VERIFIED in Revision 5. The only Title 15 edition produced is rev. 04/01/2014, which predates the January 2019 rewrite; section 1360 in that edition runs (a) through (f), and (f) is 'searches of transgender youth,' so there is no subsection (g). The citation is to the post-2019 text and is carried forward unconfirmed. Obtain the current BSCC edition before quoting it.</w:t>
       </w:r>
     </w:p>
     <w:p>
@@ -8619,7 +8649,7 @@
           <w:sz w:val="19"/>
           <w:szCs w:val="19"/>
         </w:rPr>
-        <w:t xml:space="preserve">Change log: REVISED: was Partial / High. OO 1360 reviewed; most elements met or exceeded. Remaining gap narrowed to cross-gender pat-down documentation.</w:t>
+        <w:t xml:space="preserve">Change log: REVISED: was Partial / High. OO 1360 reviewed; most elements met or exceeded. Remaining gap narrowed to cross-gender pat-down documentation. FLAGGED in 5: 15 CCR 1360(g) not confirmed; produced edition ends 1360 at (f).</w:t>
       </w:r>
     </w:p>
     <w:p>
@@ -8798,13 +8828,23 @@
         <w:rPr>
           <w:color w:val="1A1A1A"/>
         </w:rPr>
-        <w:t xml:space="preserve">Accommodation is addressed only for resident PREA education. The standard reaches every aspect of prevention, detection, and response, including reporting and investigative interviews. The prohibition on using resident interpreters is absent.</w:t>
-      </w:r>
-    </w:p>
-    <w:p>
-      <w:pPr>
-        <w:spacing w:after="160"/>
-      </w:pPr>
+        <w:t xml:space="preserve">Accommodation is addressed only for resident PREA education. The standard reaches every aspect of prevention, detection, and response, including reporting and investigative interviews. The prohibition on using resident interpreters is absent. VERIFIED in Revision 5 against Title 15 rev. 04/01/2014, the only edition produced: 1353 requires orientation before placement in a living area, in both written and verbal form, with provision for youth with disabilities, limited English proficiency, or limited literacy, across sixteen listed topics at (a) to (p), including (p) non-discrimination policy. The accessibility duty this requirement concerns is confirmed.</w:t>
+      </w:r>
+    </w:p>
+    <w:p>
+      <w:pPr>
+        <w:spacing w:after="240" w:line="260"/>
+      </w:pPr>
+      <w:r>
+        <w:rPr>
+          <w:i/>
+          <w:iCs/>
+          <w:color w:val="5A5A5A"/>
+          <w:sz w:val="19"/>
+          <w:szCs w:val="19"/>
+        </w:rPr>
+        <w:t xml:space="preserve">Change log: VERIFIED in 5: 15 CCR 1353 confirmed against source.</w:t>
+      </w:r>
     </w:p>
     <w:p>
       <w:pPr>
@@ -9176,7 +9216,7 @@
         <w:rPr>
           <w:color w:val="1A1A1A"/>
         </w:rPr>
-        <w:t xml:space="preserve">Closed, and in places the order exceeds the standard. IV.A.1 prohibits physically searching a youth to determine anatomical sex. IV.A.2 requires that unknown genital status be determined through conversation with the youth or medical records review, which is better than PREA Policy VIII.B, which contemplates a private physical examination and should be conformed to this order. IV.A.3 respects the youth's preference regarding the gender of searching staff whenever feasible. IV.A.3.a requires an Identification Preference Form for all youth at intake, supervisor review of any preference request, a direct meeting between the supervisor and the youth before authorizing, and documentation of the request, the rationale, and who conducted the search in the youth's file, JPIP, and the Strip Search Authorization Application. IV.A.3.b and c specify two-staff procedures for strip and pat-down searches with the preferred gender staff conducting and the second staff within hearing but out of view. This also resolves the tension flagged in revision 2 between OO 1360 III.B.4-5 and 1352.5: the two orders do reconcile, with 1352.5 supplying the exception. Recommend only that OO 1360 carry an explicit cross-reference so a reader of 1360 alone is not misled.</w:t>
+        <w:t xml:space="preserve">Closed, and in places the order exceeds the standard. IV.A.1 prohibits physically searching a youth to determine anatomical sex. IV.A.2 requires that unknown genital status be determined through conversation with the youth or medical records review, which is better than PREA Policy VIII.B, which contemplates a private physical examination and should be conformed to this order. IV.A.3 respects the youth's preference regarding the gender of searching staff whenever feasible. IV.A.3.a requires an Identification Preference Form for all youth at intake, supervisor review of any preference request, a direct meeting between the supervisor and the youth before authorizing, and documentation of the request, the rationale, and who conducted the search in the youth's file, JPIP, and the Strip Search Authorization Application. IV.A.3.b and c specify two-staff procedures for strip and pat-down searches with the preferred gender staff conducting and the second staff within hearing but out of view. This also resolves the tension flagged in revision 2 between OO 1360 III.B.4-5 and 1352.5: the two orders do reconcile, with 1352.5 supplying the exception. Recommend only that OO 1360 carry an explicit cross-reference so a reader of 1360 alone is not misled. NOT VERIFIED in Revision 5. The only Title 15 edition produced is rev. 04/01/2014, which predates the January 2019 rewrite; that edition contains no section 1352.5. The citation is to the post-2019 text and is carried forward unconfirmed. Obtain the current BSCC edition before quoting it.</w:t>
       </w:r>
     </w:p>
     <w:p>
@@ -9191,7 +9231,7 @@
           <w:sz w:val="19"/>
           <w:szCs w:val="19"/>
         </w:rPr>
-        <w:t xml:space="preserve">Change log: MATERIALLY REVISED in 3: was Not Evidenced. OO 1352.5 closes this and resolves the OO 1360 conflict.</w:t>
+        <w:t xml:space="preserve">Change log: MATERIALLY REVISED in 3: was Not Evidenced. OO 1352.5 closes this and resolves the OO 1360 conflict. FLAGGED in 5: 15 CCR 1352.5 not confirmed; absent from the produced edition.</w:t>
       </w:r>
     </w:p>
     <w:p>
@@ -9378,7 +9418,7 @@
         <w:rPr>
           <w:color w:val="1A1A1A"/>
         </w:rPr>
-        <w:t xml:space="preserve">OO 1453 supplies real evidence procedure: crime scene sealing, prevention of showering, collection of toilet tissue, and at I.A.11 a fallback protocol where the Sheriff's Department or CSI cannot respond immediately, under which the Duty Supervisor photographs the scene, gloves up, collects and marks evidence with date, time, location, ownership and description, seals and logs it, and places it in the evidence locker at Intake and Booking. That is a workable chain of custody procedure. Two concerns. First, the standard requires a uniform evidence protocol that is developmentally appropriate for youth and adapted from the DOJ Office on Violence Against Women national protocol or a comparable authoritative source; OO 1453 is a locally drafted procedure with no such derivation and no youth-specific adaptation. Second, I.A.11 authorizes a Duty Supervisor to collect sexual assault evidence with no stated training prerequisite. 15 CCR 1452 requires forensic medical evidence be collected by appropriately trained medical personnel not responsible for the youth's ongoing care. Scene evidence is not forensic medical evidence and the two are governed differently, but an untrained supervisor collecting evidence in a sexual assault case is a cross-examination target and a chain of custody risk. Add a training requirement and derive the protocol from an authoritative source.</w:t>
+        <w:t xml:space="preserve">OO 1453 supplies real evidence procedure: crime scene sealing, prevention of showering, collection of toilet tissue, and at I.A.11 a fallback protocol where the Sheriff's Department or CSI cannot respond immediately, under which the Duty Supervisor photographs the scene, gloves up, collects and marks evidence with date, time, location, ownership and description, seals and logs it, and places it in the evidence locker at Intake and Booking. That is a workable chain of custody procedure. Two concerns. First, the standard requires a uniform evidence protocol that is developmentally appropriate for youth and adapted from the DOJ Office on Violence Against Women national protocol or a comparable authoritative source; OO 1453 is a locally drafted procedure with no such derivation and no youth-specific adaptation. Second, I.A.11 authorizes a Duty Supervisor to collect sexual assault evidence with no stated training prerequisite. 15 CCR 1452 requires forensic medical evidence be collected by appropriately trained medical personnel not responsible for the youth's ongoing care. Scene evidence is not forensic medical evidence and the two are governed differently, but an untrained supervisor collecting evidence in a sexual assault case is a cross-examination target and a chain of custody risk. Add a training requirement and derive the protocol from an authoritative source. VERIFIED in Revision 5 against Title 15 rev. 04/01/2014, the only edition produced: 1453 requires the health administrator, with the facility administrator, to develop policy for treating victims of sexual assault and for reporting such incidents to local law enforcement, and requires that 'the evidentiary examination and initial treatment of victims of sexual assault shall be conducted at a health facility that is separate from the custodial facility and is properly equipped and staffed with personnel trained and experienced in such procedures.' The off-site examination duty is a state requirement, not merely a PREA preference. 1452 requires forensic evidence to be collected by appropriately trained medical personnel who are not responsible for the youth's ongoing health care.</w:t>
       </w:r>
     </w:p>
     <w:p>
@@ -9393,7 +9433,7 @@
           <w:sz w:val="19"/>
           <w:szCs w:val="19"/>
         </w:rPr>
-        <w:t xml:space="preserve">Change log: REVISED in 3: OO 1453 evidence procedure credited; training prerequisite and protocol derivation identified as the residual gaps.</w:t>
+        <w:t xml:space="preserve">Change log: REVISED in 3: OO 1453 evidence procedure credited; training prerequisite and protocol derivation identified as the residual gaps. VERIFIED in 5: 15 CCR 1452 and 1453 confirmed against source, including the off-site evidentiary examination requirement.</w:t>
       </w:r>
     </w:p>
     <w:p>
@@ -9572,13 +9612,23 @@
         <w:rPr>
           <w:color w:val="1A1A1A"/>
         </w:rPr>
-        <w:t xml:space="preserve">Transport to a local medical facility (UC Davis Medical Center) for an evidentiary examination is required, which satisfies the 1453 off-site requirement. Missing: the SAFE/SANE preference, documentation of efforts to secure a SAFE/SANE, and the express statement that examinations are provided without financial cost to the youth.</w:t>
-      </w:r>
-    </w:p>
-    <w:p>
-      <w:pPr>
-        <w:spacing w:after="160"/>
-      </w:pPr>
+        <w:t xml:space="preserve">Transport to a local medical facility (UC Davis Medical Center) for an evidentiary examination is required, which satisfies the 1453 off-site requirement. Missing: the SAFE/SANE preference, documentation of efforts to secure a SAFE/SANE, and the express statement that examinations are provided without financial cost to the youth. VERIFIED in Revision 5 against Title 15 rev. 04/01/2014, the only edition produced: 1453 requires the evidentiary examination and initial treatment to occur at a health facility separate from the custodial facility, properly equipped and staffed with trained and experienced personnel. 1452 requires collection by trained medical personnel who are not the youth's ongoing care providers.</w:t>
+      </w:r>
+    </w:p>
+    <w:p>
+      <w:pPr>
+        <w:spacing w:after="240" w:line="260"/>
+      </w:pPr>
+      <w:r>
+        <w:rPr>
+          <w:i/>
+          <w:iCs/>
+          <w:color w:val="5A5A5A"/>
+          <w:sz w:val="19"/>
+          <w:szCs w:val="19"/>
+        </w:rPr>
+        <w:t xml:space="preserve">Change log: VERIFIED in 5: 15 CCR 1452 and 1453 confirmed against source.</w:t>
+      </w:r>
     </w:p>
     <w:p>
       <w:pPr>
@@ -10717,13 +10767,23 @@
         <w:rPr>
           <w:color w:val="1A1A1A"/>
         </w:rPr>
-        <w:t xml:space="preserve">Seven of the eleven topics are present. Missing: the zero tolerance policy itself as a training subject; how to fulfill responsibilities under the agency's prevention, detection, reporting and response procedures; residents' right to be free from sexual abuse and harassment; the right of residents and employees to be free from retaliation; and relevant laws on the applicable age of consent.</w:t>
-      </w:r>
-    </w:p>
-    <w:p>
-      <w:pPr>
-        <w:spacing w:after="160"/>
-      </w:pPr>
+        <w:t xml:space="preserve">Seven of the eleven topics are present. Missing: the zero tolerance policy itself as a training subject; how to fulfill responsibilities under the agency's prevention, detection, reporting and response procedures; residents' right to be free from sexual abuse and harassment; the right of residents and employees to be free from retaliation; and relevant laws on the applicable age of consent. VERIFIED in Revision 5 against Title 15 rev. 04/01/2014, the only edition produced: 1324(d) requires an initial orientation and training program for employees, and 1324(e) requires initial orientation including safety, security, and anti-discrimination policies for support staff, contract employees, school and medical staff, program providers, and volunteers. Both subsections read as cited.</w:t>
+      </w:r>
+    </w:p>
+    <w:p>
+      <w:pPr>
+        <w:spacing w:after="240" w:line="260"/>
+      </w:pPr>
+      <w:r>
+        <w:rPr>
+          <w:i/>
+          <w:iCs/>
+          <w:color w:val="5A5A5A"/>
+          <w:sz w:val="19"/>
+          <w:szCs w:val="19"/>
+        </w:rPr>
+        <w:t xml:space="preserve">Change log: VERIFIED in 5: 15 CCR 1324(d) and (e) confirmed against source.</w:t>
+      </w:r>
     </w:p>
     <w:p>
       <w:pPr>
@@ -11085,13 +11145,23 @@
         <w:rPr>
           <w:color w:val="1A1A1A"/>
         </w:rPr>
-        <w:t xml:space="preserve">Volunteers and contractors are covered by the training sentence and sign a Code of Conduct affirmation. Missing: tiering of training level to level of resident contact, and documentation confirming comprehension of the training rather than receipt of the Code of Conduct. Note the Code of Conduct itself is dated 06/01/11 and contains no PREA content whatsoever, no zero tolerance statement, and no instruction on how to report sexual abuse, which 115.332(b) requires be given to every volunteer and contractor.</w:t>
-      </w:r>
-    </w:p>
-    <w:p>
-      <w:pPr>
-        <w:spacing w:after="160"/>
-      </w:pPr>
+        <w:t xml:space="preserve">Volunteers and contractors are covered by the training sentence and sign a Code of Conduct affirmation. Missing: tiering of training level to level of resident contact, and documentation confirming comprehension of the training rather than receipt of the Code of Conduct. Note the Code of Conduct itself is dated 06/01/11 and contains no PREA content whatsoever, no zero tolerance statement, and no instruction on how to report sexual abuse, which 115.332(b) requires be given to every volunteer and contractor. VERIFIED in Revision 5 against Title 15 rev. 04/01/2014, the only edition produced: 1324(e) reaches support staff, contract employees, school and medical staff, program providers, and volunteers, which is the population this requirement concerns.</w:t>
+      </w:r>
+    </w:p>
+    <w:p>
+      <w:pPr>
+        <w:spacing w:after="240" w:line="260"/>
+      </w:pPr>
+      <w:r>
+        <w:rPr>
+          <w:i/>
+          <w:iCs/>
+          <w:color w:val="5A5A5A"/>
+          <w:sz w:val="19"/>
+          <w:szCs w:val="19"/>
+        </w:rPr>
+        <w:t xml:space="preserve">Change log: VERIFIED in 5: 15 CCR 1324(e) confirmed against source.</w:t>
+      </w:r>
     </w:p>
     <w:p>
       <w:pPr>
@@ -11453,13 +11523,23 @@
         <w:rPr>
           <w:color w:val="1A1A1A"/>
         </w:rPr>
-        <w:t xml:space="preserve">Verbal and written intake information covering zero tolerance, prevention and intervention, reporting, and treatment is required. Confirm the Detention and Intake Responsibility policy is updated to reference it, since that policy contains no PREA content at all.</w:t>
-      </w:r>
-    </w:p>
-    <w:p>
-      <w:pPr>
-        <w:spacing w:after="160"/>
-      </w:pPr>
+        <w:t xml:space="preserve">Verbal and written intake information covering zero tolerance, prevention and intervention, reporting, and treatment is required. Confirm the Detention and Intake Responsibility policy is updated to reference it, since that policy contains no PREA content at all. CITATION FLAGGED in Revision 5. In the produced edition, 15 CCR 1353(c) is 'access to legal services,' which is not the resident education content this row scores. Either the subsection lettering changed in the January 2019 rewrite or the citation is to the wrong subsection. The substance of the finding is unaffected, because 1353 plainly requires orientation on the listed topics, but the pinpoint must be corrected against the current edition before it is quoted.</w:t>
+      </w:r>
+    </w:p>
+    <w:p>
+      <w:pPr>
+        <w:spacing w:after="240" w:line="260"/>
+      </w:pPr>
+      <w:r>
+        <w:rPr>
+          <w:i/>
+          <w:iCs/>
+          <w:color w:val="5A5A5A"/>
+          <w:sz w:val="19"/>
+          <w:szCs w:val="19"/>
+        </w:rPr>
+        <w:t xml:space="preserve">Change log: FLAGGED in 5: 15 CCR 1353(c) reads 'access to legal services' in the produced edition; pinpoint needs correction against the current text.</w:t>
+      </w:r>
     </w:p>
     <w:p>
       <w:pPr>
@@ -11821,13 +11901,23 @@
         <w:rPr>
           <w:color w:val="1A1A1A"/>
         </w:rPr>
-        <w:t xml:space="preserve">Resident handbook, posted PREA notices with reporting telephone numbers in housing units, clinic, visiting, mental health offices, and booking and release areas, and accommodations for LEP and disabled youth are all required by policy.</w:t>
-      </w:r>
-    </w:p>
-    <w:p>
-      <w:pPr>
-        <w:spacing w:after="160"/>
-      </w:pPr>
+        <w:t xml:space="preserve">Resident handbook, posted PREA notices with reporting telephone numbers in housing units, clinic, visiting, mental health offices, and booking and release areas, and accommodations for LEP and disabled youth are all required by policy. VERIFIED in Revision 5 against Title 15 rev. 04/01/2014, the only edition produced: 1353 is confirmed, including the requirement that orientation occur prior to placement in a living area and be given in both written and verbal form.</w:t>
+      </w:r>
+    </w:p>
+    <w:p>
+      <w:pPr>
+        <w:spacing w:after="240" w:line="260"/>
+      </w:pPr>
+      <w:r>
+        <w:rPr>
+          <w:i/>
+          <w:iCs/>
+          <w:color w:val="5A5A5A"/>
+          <w:sz w:val="19"/>
+          <w:szCs w:val="19"/>
+        </w:rPr>
+        <w:t xml:space="preserve">Change log: VERIFIED in 5: 15 CCR 1353 confirmed against source.</w:t>
+      </w:r>
     </w:p>
     <w:p>
       <w:pPr>
@@ -12198,7 +12288,7 @@
         <w:rPr>
           <w:color w:val="1A1A1A"/>
         </w:rPr>
-        <w:t xml:space="preserve">Unchanged as a finding and now supported by a fourth internal contradiction. OO 1352 II.M creates classification S-8 for any LGBTQI youth and III.I requires single-room housing at all times for S-8. That conflicts with 115.342(c), with 15 CCR 1352(e), with the Purpose and Scope paragraph of OO 1352 itself, with PREA Policy III.E, and now with OO 1352.5 III.H, which states that staff shall not consider a youth's sexual orientation or gender identity as a reason to isolate or withhold program options. OO 1352.5 took effect March 1, 2019. OO 1352 created S-8 effective December 9, 2019 and was revised February 27, 2020. The department adopted the correct rule first and then adopted the opposite rule twice afterward. Note that S-8 is materially broader than the OO 1352.5 III.I provision, because it sweeps in lesbian, gay, bisexual, and questioning youth for whom no anatomical privacy rationale exists at all.</w:t>
+        <w:t xml:space="preserve">Unchanged as a finding and now supported by a fourth internal contradiction. OO 1352 II.M creates classification S-8 for any LGBTQI youth and III.I requires single-room housing at all times for S-8. That conflicts with 115.342(c), with 15 CCR 1352(e), with the Purpose and Scope paragraph of OO 1352 itself, with PREA Policy III.E, and now with OO 1352.5 III.H, which states that staff shall not consider a youth's sexual orientation or gender identity as a reason to isolate or withhold program options. OO 1352.5 took effect March 1, 2019. OO 1352 created S-8 effective December 9, 2019 and was revised February 27, 2020. The department adopted the correct rule first and then adopted the opposite rule twice afterward. Note that S-8 is materially broader than the OO 1352.5 III.I provision, because it sweeps in lesbian, gay, bisexual, and questioning youth for whom no anatomical privacy rationale exists at all. MATERIALLY STRENGTHENED in Revision 5 by verification against source. 15 CCR 1352(e) reads, in the edition effective April 1, 2014: 'provide that facility staff shall not separate youth from the general population or assign youth to a single occupancy room based solely on the youth's actual or perceived race, ethnic group identification, ancestry, national origin, color, religion, gender, sexual orientation, gender identity, gender expression, mental or physical disability, or HIV status.' The section then supplies its own carve-out: 'This section does not prohibit staff from placing youth in a single occupancy room at the youth's specific request or in accordance with Title 15 regulations regarding separation.' Two consequences. First, the chronology is far worse than Revision 4 recorded. This rule was not added by the 2019 Title 15 rewrite. It has been California law since at least April 1, 2014, five and a half years before OO 1352 created S-8 on December 9, 2019 and retained it on the February 27, 2020 revision. Second, the carve-out states the lawful alternative on the face of the regulation: individualized placement, or single-room housing at the youth's own request. S-8 is neither. A second and independent state hook is now confirmed: 1324(h) requires the policy and procedure manual itself to contain a non-discrimination provision barring discrimination on the same listed bases 'including restrictive housing or classification decisions based solely on any of the above mentioned categories.' S-8 is a classification decision based solely on a listed category, so it is both an operational violation of 1352(e) and a defect in the required contents of the manual under 1324(h). The 1324(h) route is the cleaner BSCC inspection finding because it does not depend on whether PREA binds a county facility. Note that the produced edition ends 1352 at (e); the '(f)' in this row's citation reflects the post-2019 text and is not confirmed.</w:t>
       </w:r>
     </w:p>
     <w:p>
@@ -12213,7 +12303,7 @@
           <w:sz w:val="19"/>
           <w:szCs w:val="19"/>
         </w:rPr>
-        <w:t xml:space="preserve">Change log: REVISED in 3: OO 1352.5 III.H adds a fourth internal contradiction and a damaging chronology.</w:t>
+        <w:t xml:space="preserve">Change log: REVISED in 3: OO 1352.5 III.H adds a fourth internal contradiction and a damaging chronology. MATERIALLY REVISED in 5: 15 CCR 1352(e) verified against source and dated to 04/01/2014, not 2019, so S-8 postdates the rule by five and a half years. 15 CCR 1324(h) added as an independent hook. 1352(f) not confirmed.</w:t>
       </w:r>
     </w:p>
     <w:p>
@@ -12393,7 +12483,7 @@
         <w:rPr>
           <w:color w:val="1A1A1A"/>
         </w:rPr>
-        <w:t xml:space="preserve">Nearly everything required is present, and one provision undoes part of it. Present and in two places exceeding the standard: individualized assessment at admission with an Identity Preference Form (III.A); no automatic housing by external anatomy and documented reasons for any placement not matching gender identity (III.B); consideration of the youth's preferences and provider recommendations (III.C), which closes 115.342(f); housing based on individualized needs prioritizing emotional and physical safety and considering the youth's own perception of where they will be most secure, documented in JPIP classification comments with date and justification (III.F); reassessment of placement and program assignment monthly or as needed (III.G), which exceeds the twice-yearly minimum at 115.342(e); a prohibition on considering sexual orientation or gender identity as a reason to isolate or withhold program options (III.H); private showers for all youth (III.J), which closes 115.342(g); and preservation of program participation despite private accommodations (III.K). The defect is III.I: all transgender and intersex youth shall be provided a single room. That is a categorical housing outcome assigned by status, which is what 115.342(c) and 15 CCR 1352(e) prohibit, and it contradicts III.B, III.F, and III.H within the same order. This version is more defensible than the S-8 mandate in OO 1352 because it is limited to transgender and intersex youth, states a privacy and safety rationale, and preserves program access, but categorical is still categorical. The fix is narrow: make a single room the presumptive result of the III.F individualized determination with documented reasons, rather than an automatic rule.</w:t>
+        <w:t xml:space="preserve">Nearly everything required is present, and one provision undoes part of it. Present and in two places exceeding the standard: individualized assessment at admission with an Identity Preference Form (III.A); no automatic housing by external anatomy and documented reasons for any placement not matching gender identity (III.B); consideration of the youth's preferences and provider recommendations (III.C), which closes 115.342(f); housing based on individualized needs prioritizing emotional and physical safety and considering the youth's own perception of where they will be most secure, documented in JPIP classification comments with date and justification (III.F); reassessment of placement and program assignment monthly or as needed (III.G), which exceeds the twice-yearly minimum at 115.342(e); a prohibition on considering sexual orientation or gender identity as a reason to isolate or withhold program options (III.H); private showers for all youth (III.J), which closes 115.342(g); and preservation of program participation despite private accommodations (III.K). The defect is III.I: all transgender and intersex youth shall be provided a single room. That is a categorical housing outcome assigned by status, which is what 115.342(c) and 15 CCR 1352(e) prohibit, and it contradicts III.B, III.F, and III.H within the same order. This version is more defensible than the S-8 mandate in OO 1352 because it is limited to transgender and intersex youth, states a privacy and safety rationale, and preserves program access, but categorical is still categorical. The fix is narrow: make a single room the presumptive result of the III.F individualized determination with documented reasons, rather than an automatic rule. NOT VERIFIED in Revision 5. The only Title 15 edition produced is rev. 04/01/2014, which predates the January 2019 rewrite; that edition contains no section 1352.5. The citation is to the post-2019 text and is carried forward unconfirmed. Obtain the current BSCC edition before quoting it.</w:t>
       </w:r>
     </w:p>
     <w:p>
@@ -12408,7 +12498,7 @@
           <w:sz w:val="19"/>
           <w:szCs w:val="19"/>
         </w:rPr>
-        <w:t xml:space="preserve">Change log: MATERIALLY REVISED in 3: was Not Evidenced. OO 1352.5 largely closes the standard; III.I is a discrete conflict.</w:t>
+        <w:t xml:space="preserve">Change log: MATERIALLY REVISED in 3: was Not Evidenced. OO 1352.5 largely closes the standard; III.I is a discrete conflict. FLAGGED in 5: 15 CCR 1352.5 not confirmed; absent from the produced edition.</w:t>
       </w:r>
     </w:p>
     <w:p>
@@ -12588,7 +12678,7 @@
         <w:rPr>
           <w:color w:val="1A1A1A"/>
         </w:rPr>
-        <w:t xml:space="preserve">Two problems in the S-4 classification. First, the note at II.F.2 states that a youth with a history of being a victim of molest, arson, or cruelty to animals 'should alert the Classification Officer for possible sexually inappropriate tendencies.' That instructs staff to treat a youth's own sexual victimization as a predictor of sexual abusiveness. The Macdonald triad on which the molest, arson, and animal cruelty grouping rests has not held up, and the victim-to-perpetrator inference runs against 115.341(c), which lists prior victimization and prior abusiveness as separate factors serving different purposes. In litigation this single sentence is a gift to a plaintiff's expert. Second, S-4 as a code mixes populations: S-4 High captures youth with sex offense adjudications, while S-4 Low captures both youth who act out sexually and youth who have been victims of sexual abuse or are susceptible to victimization. To the department's credit the housing matrix at III.E keeps S-4 Low away from S-4 High and from S-3 moderate and high and S-5, so the operational outcome is sound. The defect is in the classification logic and its documentation, which will not survive an auditor tracing how victimization risk and abusiveness risk are separately assessed and separately acted on. Split the code and delete the note.</w:t>
+        <w:t xml:space="preserve">Two problems in the S-4 classification. First, the note at II.F.2 states that a youth with a history of being a victim of molest, arson, or cruelty to animals 'should alert the Classification Officer for possible sexually inappropriate tendencies.' That instructs staff to treat a youth's own sexual victimization as a predictor of sexual abusiveness. The Macdonald triad on which the molest, arson, and animal cruelty grouping rests has not held up, and the victim-to-perpetrator inference runs against 115.341(c), which lists prior victimization and prior abusiveness as separate factors serving different purposes. In litigation this single sentence is a gift to a plaintiff's expert. Second, S-4 as a code mixes populations: S-4 High captures youth with sex offense adjudications, while S-4 Low captures both youth who act out sexually and youth who have been victims of sexual abuse or are susceptible to victimization. To the department's credit the housing matrix at III.E keeps S-4 Low away from S-4 High and from S-3 moderate and high and S-5, so the operational outcome is sound. The defect is in the classification logic and its documentation, which will not survive an auditor tracing how victimization risk and abusiveness risk are separately assessed and separately acted on. Split the code and delete the note. NOT VERIFIED in Revision 5. The only Title 15 edition produced is rev. 04/01/2014, which predates the January 2019 rewrite; that edition contains no section 1350.5. The citation is to the post-2019 text and is carried forward unconfirmed. Obtain the current BSCC edition before quoting it.</w:t>
       </w:r>
     </w:p>
     <w:p>
@@ -12603,7 +12693,7 @@
           <w:sz w:val="19"/>
           <w:szCs w:val="19"/>
         </w:rPr>
-        <w:t xml:space="preserve">Change log: NEW in revision 2, from OO 1352.</w:t>
+        <w:t xml:space="preserve">Change log: NEW in revision 2, from OO 1352. FLAGGED in 5: 15 CCR 1350.5 not confirmed; absent from the produced edition.</w:t>
       </w:r>
     </w:p>
     <w:p>
@@ -12977,7 +13067,7 @@
         <w:rPr>
           <w:color w:val="1A1A1A"/>
         </w:rPr>
-        <w:t xml:space="preserve">The 72-hour initial assessment is required and matches Title 15. On periodic reassessment, OO 1352 V now supplies a partial answer: a classification review at 90 days and every 90 days thereafter, following any major disciplinary action or emergency circumstance, and on the request of a Duty Supervisor, Mental Health, or Medical staff. Two limits. First, most youth are released well before 90 days, so the interval review will rarely trigger. Second, this is a security classification review, not a reassessment against the 11 sexual abuse risk factors. Add an express PREA reassessment trigger set: on receipt of new information, after any sexual abuse allegation or incident, on referral by staff or a clinician, and at the youth's request.</w:t>
+        <w:t xml:space="preserve">The 72-hour initial assessment is required and matches Title 15. On periodic reassessment, OO 1352 V now supplies a partial answer: a classification review at 90 days and every 90 days thereafter, following any major disciplinary action or emergency circumstance, and on the request of a Duty Supervisor, Mental Health, or Medical staff. Two limits. First, most youth are released well before 90 days, so the interval review will rarely trigger. Second, this is a security classification review, not a reassessment against the 11 sexual abuse risk factors. Add an express PREA reassessment trigger set: on receipt of new information, after any sexual abuse allegation or incident, on referral by staff or a clinician, and at the youth's request. NOT VERIFIED in Revision 5. The only Title 15 edition produced is rev. 04/01/2014, which predates the January 2019 rewrite; that edition contains no section 1350.5. The citation is to the post-2019 text and is carried forward unconfirmed. Obtain the current BSCC edition before quoting it.</w:t>
       </w:r>
     </w:p>
     <w:p>
@@ -12992,7 +13082,7 @@
           <w:sz w:val="19"/>
           <w:szCs w:val="19"/>
         </w:rPr>
-        <w:t xml:space="preserve">Change log: REVISED: OO 1352 V classification review cycle credited; gap narrowed and sharpened.</w:t>
+        <w:t xml:space="preserve">Change log: REVISED: OO 1352 V classification review cycle credited; gap narrowed and sharpened. FLAGGED in 5: 15 CCR 1350.5 not confirmed; absent from the produced edition.</w:t>
       </w:r>
     </w:p>
     <w:p>
@@ -13171,7 +13261,7 @@
         <w:rPr>
           <w:color w:val="1A1A1A"/>
         </w:rPr>
-        <w:t xml:space="preserve">Materially improved by OO 1354.5, effective April 5, 2023, which was not available for revisions 1 through 3. What that order supplies: room confinement only on enumerated criteria, with less restrictive options attempted and exhausted (I.A), which is the last resort standard; an express prohibition on confinement for punishment, coercion, convenience, or retaliation by staff, and on confinement that compromises the youth's mental or physical health (I.C), tracking WIC 208.3; thorough documentation in an Institutional Incident Report including the time placed and the time removed, imposed only by a supervisor or Watch Commander (I.B); and for extended room confinement beyond four hours, documented justification (II.E), imposition only by a YDF manager (II.G), documented manager authorization for the initial extension and again every four hours thereafter carrying the justification, the basis for the extension, and the date and time the youth is authorized to return to full programming (II.K), an individualized reintegration plan with goals and objectives (II.H.4, II.K.3), and immediate discontinuance once the youth can safely return (II.H.5). III.A guarantees one hour of large muscle exercise, education including individual instruction in the unit day space or the youth's room where classroom attendance is unsafe, and access to medical services and mental health counseling. The four-hour review cycle and the documented supervisor authorization that revision 3 recorded as missing are therefore present, and the WIC 208.3 interaction that revision 3 said the PREA policy did not address is now addressed in a current order. Two defects persist and one is new. First, III.A guarantees access to medical services and mental health counseling, where the standard requires daily visits from a medical or mental health clinician. Access is a weaker duty than an affirmative daily visit, and on its face weaker than the regular visits language in PREA Policy III.D that revision 3 already scored as insufficient. Second, no provision expressly requires documentation of why no alternative separation could be arranged, which 115.342(h) requires, although I.A.4 makes exhaustion of less restrictive options a criterion and I.B requires thorough IIR documentation, so this is close. Third and most significant for PREA: OO 1354.5 defines Separation in its definitions section, expressly including protective custody, and then regulates only Room Confinement and Extended Room Confinement. None of the safeguards above attach to a protective separation, which is the placement this standard actually governs. OO 1352's categorical single-room rules for S-4 High and S-8 remain in place and remain the other half of this finding. OO 1354, still outstanding, is the document that would close the scope hole.</w:t>
+        <w:t xml:space="preserve">Materially improved by OO 1354.5, effective April 5, 2023, which was not available for revisions 1 through 3. What that order supplies: room confinement only on enumerated criteria, with less restrictive options attempted and exhausted (I.A), which is the last resort standard; an express prohibition on confinement for punishment, coercion, convenience, or retaliation by staff, and on confinement that compromises the youth's mental or physical health (I.C), tracking WIC 208.3; thorough documentation in an Institutional Incident Report including the time placed and the time removed, imposed only by a supervisor or Watch Commander (I.B); and for extended room confinement beyond four hours, documented justification (II.E), imposition only by a YDF manager (II.G), documented manager authorization for the initial extension and again every four hours thereafter carrying the justification, the basis for the extension, and the date and time the youth is authorized to return to full programming (II.K), an individualized reintegration plan with goals and objectives (II.H.4, II.K.3), and immediate discontinuance once the youth can safely return (II.H.5). III.A guarantees one hour of large muscle exercise, education including individual instruction in the unit day space or the youth's room where classroom attendance is unsafe, and access to medical services and mental health counseling. The four-hour review cycle and the documented supervisor authorization that revision 3 recorded as missing are therefore present, and the WIC 208.3 interaction that revision 3 said the PREA policy did not address is now addressed in a current order. Two defects persist and one is new. First, III.A guarantees access to medical services and mental health counseling, where the standard requires daily visits from a medical or mental health clinician. Access is a weaker duty than an affirmative daily visit, and on its face weaker than the regular visits language in PREA Policy III.D that revision 3 already scored as insufficient. Second, no provision expressly requires documentation of why no alternative separation could be arranged, which 115.342(h) requires, although I.A.4 makes exhaustion of less restrictive options a criterion and I.B requires thorough IIR documentation, so this is close. Third and most significant for PREA: OO 1354.5 defines Separation in its definitions section, expressly including protective custody, and then regulates only Room Confinement and Extended Room Confinement. None of the safeguards above attach to a protective separation, which is the placement this standard actually governs. OO 1352's categorical single-room rules for S-4 High and S-8 remain in place and remain the other half of this finding. OO 1354, still outstanding, is the document that would close the scope hole. VERIFIED in Revision 5 against Title 15 rev. 04/01/2014, the only edition produced: 1354 requires written policies and procedures addressing separation 'for reasons that include, but are not be limited to, medical and mental health conditions, assaultive behavior, disciplinary consequences and protective custody,' provides that 'Separated youth shall not be denied normal privileges available at the facility, except when necessary to accomplish the objective of separation,' and requires that policies 'ensure a daily review of separated youth to determine if separation remains necessary.' This confirms and sharpens the Revision 4 finding. OO 1354.5's definition of Separation tracks the 1354 list almost verbatim, so the department took the scope from 1354 and then wrote safeguards for only one branch of it. The daily review obligation attaches to all separated youth, including protective custody, and is the specific provision OO 1354 must be shown to implement. NOT VERIFIED in Revision 5. The only Title 15 edition produced is rev. 04/01/2014, which predates the January 2019 rewrite; that edition contains no section 1354.5. The citation is to the post-2019 text and is carried forward unconfirmed. Obtain the current BSCC edition before quoting it.</w:t>
       </w:r>
     </w:p>
     <w:p>
@@ -13186,7 +13276,7 @@
           <w:sz w:val="19"/>
           <w:szCs w:val="19"/>
         </w:rPr>
-        <w:t xml:space="preserve">Change log: REVISED: OO 1352 categorical single-room rules added to the gap. REVISED in 4: OO 1354.5 reviewed. Four-hour cycle, supervisor authorization, exercise, education, and the punitive-use prohibition are now documented. Daily clinician visits still missing, and OO 1354.5 excludes protective separation from its own scope.</w:t>
+        <w:t xml:space="preserve">Change log: REVISED: OO 1352 categorical single-room rules added to the gap. REVISED in 4: OO 1354.5 reviewed. Four-hour cycle, supervisor authorization, exercise, education, and the punitive-use prohibition are now documented. Daily clinician visits still missing, and OO 1354.5 excludes protective separation from its own scope. VERIFIED in 5: 15 CCR 1354 confirmed against source, including the daily review duty covering protective custody. 1354.5 not confirmed.</w:t>
       </w:r>
     </w:p>
     <w:p>
@@ -13365,13 +13455,23 @@
         <w:rPr>
           <w:color w:val="1A1A1A"/>
         </w:rPr>
-        <w:t xml:space="preserve">All 11 factors are reproduced and the information-source language tracks the regulation. Note the operational order omits the Title 15 sentence on controls over dissemination that appears in the Purpose and Scope section only as 'all classification material shall be confidential.' Restating the dissemination-control duty as an operative requirement would close the residual exposure.</w:t>
-      </w:r>
-    </w:p>
-    <w:p>
-      <w:pPr>
-        <w:spacing w:after="160"/>
-      </w:pPr>
+        <w:t xml:space="preserve">All 11 factors are reproduced and the information-source language tracks the regulation. Note the operational order omits the Title 15 sentence on controls over dissemination that appears in the Purpose and Scope section only as 'all classification material shall be confidential.' Restating the dissemination-control duty as an operative requirement would close the residual exposure. NOT VERIFIED in Revision 5. The only Title 15 edition produced is rev. 04/01/2014, which predates the January 2019 rewrite; that edition contains no section 1350.5. The citation is to the post-2019 text and is carried forward unconfirmed. Obtain the current BSCC edition before quoting it.</w:t>
+      </w:r>
+    </w:p>
+    <w:p>
+      <w:pPr>
+        <w:spacing w:after="240" w:line="260"/>
+      </w:pPr>
+      <w:r>
+        <w:rPr>
+          <w:i/>
+          <w:iCs/>
+          <w:color w:val="5A5A5A"/>
+          <w:sz w:val="19"/>
+          <w:szCs w:val="19"/>
+        </w:rPr>
+        <w:t xml:space="preserve">Change log: FLAGGED in 5: 15 CCR 1350.5 not confirmed; absent from the produced edition.</w:t>
+      </w:r>
     </w:p>
     <w:p>
       <w:pPr>
@@ -13947,7 +14047,7 @@
         <w:rPr>
           <w:color w:val="1A1A1A"/>
         </w:rPr>
-        <w:t xml:space="preserve">No third-party reporting method and no publicly distributed information on how a parent, attorney, advocate, or community member reports on a youth's behalf. OO 1361 addresses only youth-filed grievances. 15 CCR 1324(n) independently requires a provision for reporting by a third party. The OYCR Ombudsperson does accept complaints from families, staff, and others under WIC 2200(d)(2), which helps, but the standard obliges the agency itself to establish a receiving method and to publish how to use it. A dedicated web page and a posted telephone number closes this.</w:t>
+        <w:t xml:space="preserve">No third-party reporting method and no publicly distributed information on how a parent, attorney, advocate, or community member reports on a youth's behalf. OO 1361 addresses only youth-filed grievances. 15 CCR 1324(n) independently requires a provision for reporting by a third party. The OYCR Ombudsperson does accept complaints from families, staff, and others under WIC 2200(d)(2), which helps, but the standard obliges the agency itself to establish a receiving method and to publish how to use it. A dedicated web page and a posted telephone number closes this. NOT VERIFIED in Revision 5. The only Title 15 edition produced is rev. 04/01/2014, which predates the January 2019 rewrite; section 1324 in that edition runs (a) through (j), so there is no subsection (n). The citation is to the post-2019 text and is carried forward unconfirmed. Obtain the current BSCC edition before quoting it.</w:t>
       </w:r>
     </w:p>
     <w:p>
@@ -13962,7 +14062,7 @@
           <w:sz w:val="19"/>
           <w:szCs w:val="19"/>
         </w:rPr>
-        <w:t xml:space="preserve">Change log: REVISED: was Critical. OYCR Ombudsperson provides a partial external route; agency-side method and publication still required.</w:t>
+        <w:t xml:space="preserve">Change log: REVISED: was Critical. OYCR Ombudsperson provides a partial external route; agency-side method and publication still required. FLAGGED in 5: 15 CCR 1324(n) not confirmed; produced edition ends 1324 at (j).</w:t>
       </w:r>
     </w:p>
     <w:p>
@@ -14141,7 +14241,7 @@
         <w:rPr>
           <w:color w:val="1A1A1A"/>
         </w:rPr>
-        <w:t xml:space="preserve">OO 1361 I.C is strong: a youth reporting sexual assault or sexual harassment may use the grievance process in addition to telephone and in-person reporting, and may report to probation, medical, or mental health staff. I.D requires grievance forms to be accessible in each living unit without asking staff. II.B allows the youth to place the grievance in the secured box personally. II.A requires staff assistance within two hours of request. That is multiple private internal routes. Remaining gap: the standard also requires internal routes for reporting retaliation and for reporting staff neglect or violation of responsibilities that may have contributed to an incident. Neither is named as separately reportable. Internal Complaints narrows the retaliation element. It makes retaliation for filing a grievance a non-discretionary referral to the Assistant Division Chief of Internal Affairs, which gives a resident complaint about retaliation a mandatory destination once it is made. It does not make retaliation a separately reportable category within the resident-facing reporting routes, which is what this standard requires, and it does not name staff neglect or violation of responsibilities as reportable. Its resident grievance section also inserts a review gate: a grievance alleging staff misconduct is forwarded to an institutional manager for review, and only if that manager determines misconduct is alleged or present does the matter become a personnel complaint. For a sexual abuse allegation that gate should not exist, and removing it belongs in the same amendment as the OO 1361 rebuild.</w:t>
+        <w:t xml:space="preserve">OO 1361 I.C is strong: a youth reporting sexual assault or sexual harassment may use the grievance process in addition to telephone and in-person reporting, and may report to probation, medical, or mental health staff. I.D requires grievance forms to be accessible in each living unit without asking staff. II.B allows the youth to place the grievance in the secured box personally. II.A requires staff assistance within two hours of request. That is multiple private internal routes. Remaining gap: the standard also requires internal routes for reporting retaliation and for reporting staff neglect or violation of responsibilities that may have contributed to an incident. Neither is named as separately reportable. Internal Complaints narrows the retaliation element. It makes retaliation for filing a grievance a non-discretionary referral to the Assistant Division Chief of Internal Affairs, which gives a resident complaint about retaliation a mandatory destination once it is made. It does not make retaliation a separately reportable category within the resident-facing reporting routes, which is what this standard requires, and it does not name staff neglect or violation of responsibilities as reportable. Its resident grievance section also inserts a review gate: a grievance alleging staff misconduct is forwarded to an institutional manager for review, and only if that manager determines misconduct is alleged or present does the matter become a personnel complaint. For a sexual abuse allegation that gate should not exist, and removing it belongs in the same amendment as the OO 1361 rebuild. NOT VERIFIED in Revision 5. The only Title 15 edition produced is rev. 04/01/2014, which predates the January 2019 rewrite; section 1361 in that edition runs (a) through (f), so there is no subsection (h). The citation is to the post-2019 text and is carried forward unconfirmed. Obtain the current BSCC edition before quoting it.</w:t>
       </w:r>
     </w:p>
     <w:p>
@@ -14156,7 +14256,7 @@
           <w:sz w:val="19"/>
           <w:szCs w:val="19"/>
         </w:rPr>
-        <w:t xml:space="preserve">Change log: REVISED: was Partial / High. OO 1361 supplies multiple internal private routes; gap narrowed to retaliation and staff-neglect reporting. REVISED in 4: Internal Complaints reviewed. Retaliation now has a mandatory destination once reported. New observation: an institutional manager review gate sits ahead of the personnel complaint route.</w:t>
+        <w:t xml:space="preserve">Change log: REVISED: was Partial / High. OO 1361 supplies multiple internal private routes; gap narrowed to retaliation and staff-neglect reporting. REVISED in 4: Internal Complaints reviewed. Retaliation now has a mandatory destination once reported. New observation: an institutional manager review gate sits ahead of the personnel complaint route. FLAGGED in 5: 15 CCR 1361(h) not confirmed; produced edition ends 1361 at (f).</w:t>
       </w:r>
     </w:p>
     <w:p>
@@ -14335,7 +14435,7 @@
         <w:rPr>
           <w:color w:val="1A1A1A"/>
         </w:rPr>
-        <w:t xml:space="preserve">Updated on department information: youth advocates no longer exist, and external access now consists of the Office of Youth and Community Restoration Ombudsperson, attorney access, and the WEAVE and Inspector General lines named in OO 1361 I.C. Assessment of each against the standard, which requires an entity not part of the agency, able to receive and immediately forward reports to agency officials, with anonymity available on request. The OYCR Ombudsperson is the right answer and very likely satisfies it: a state office with statutory authority under WIC 2200 and following to receive complaints from youth in any juvenile facility, independent of the department, with a toll-free number WIC 224.72 already requires be posted. Attorney access does not satisfy it, because counsel represents the youth and is not a channel that forwards reports to agency officials. WEAVE satisfies 115.353(a) outside support, not this standard. Three steps close it: name the OYCR Ombudsperson in OO 1361 I.C and correct or remove the Office of the Inspector General reference, whose statutory oversight runs to CDCR; obtain written confirmation from the Ombudsperson's office of its forwarding practice and its handling of anonymous complaints; and state in policy that a youth may remain anonymous on request. This is a drafting and confirmation task, not a construction task.</w:t>
+        <w:t xml:space="preserve">Updated on department information: youth advocates no longer exist, and external access now consists of the Office of Youth and Community Restoration Ombudsperson, attorney access, and the WEAVE and Inspector General lines named in OO 1361 I.C. Assessment of each against the standard, which requires an entity not part of the agency, able to receive and immediately forward reports to agency officials, with anonymity available on request. The OYCR Ombudsperson is the right answer and very likely satisfies it: a state office with statutory authority under WIC 2200 and following to receive complaints from youth in any juvenile facility, independent of the department, with a toll-free number WIC 224.72 already requires be posted. Attorney access does not satisfy it, because counsel represents the youth and is not a channel that forwards reports to agency officials. WEAVE satisfies 115.353(a) outside support, not this standard. Three steps close it: name the OYCR Ombudsperson in OO 1361 I.C and correct or remove the Office of the Inspector General reference, whose statutory oversight runs to CDCR; obtain written confirmation from the Ombudsperson's office of its forwarding practice and its handling of anonymous complaints; and state in policy that a youth may remain anonymous on request. This is a drafting and confirmation task, not a construction task. NOT VERIFIED in Revision 5. The only Title 15 edition produced is rev. 04/01/2014, which predates the January 2019 rewrite; section 1361 in that edition runs (a) through (f), so there is no subsection (h). The citation is to the post-2019 text and is carried forward unconfirmed. Obtain the current BSCC edition before quoting it.</w:t>
       </w:r>
     </w:p>
     <w:p>
@@ -14350,7 +14450,7 @@
           <w:sz w:val="19"/>
           <w:szCs w:val="19"/>
         </w:rPr>
-        <w:t xml:space="preserve">Change log: REVISED in 3: youth advocates eliminated; OYCR Ombudsperson identified as the operative channel. Path to closure is now specific.</w:t>
+        <w:t xml:space="preserve">Change log: REVISED in 3: youth advocates eliminated; OYCR Ombudsperson identified as the operative channel. Path to closure is now specific. FLAGGED in 5: 15 CCR 1361(h) not confirmed; produced edition ends 1361 at (f).</w:t>
       </w:r>
     </w:p>
     <w:p>
@@ -14917,7 +15017,7 @@
         <w:rPr>
           <w:color w:val="1A1A1A"/>
         </w:rPr>
-        <w:t xml:space="preserve">Now assessable. Met: no time limit on filing (I.A); confidential submission that does not pass through the subject staff member (II.B) and assignment only to staff not directly involved in the circumstances (II.F.2.a), which satisfies 115.352(c); appeal heard by a person not directly involved, escalating to the Assistant Division Chief with a five-day decision (IV). The three-business-day initial response and ten-business-day resolution sit comfortably inside the 90-day federal cap. Remaining gaps: (1) no emergency grievance track for an allegation of substantial risk of imminent sexual abuse, which requires immediate forwarding to a level where corrective action can be taken, an initial response within 48 hours, and a final decision within five calendar days, with both documenting the risk determination and the action taken; I.C's 'health and safety issues must be addressed immediately' is close but is not the standard; (2) the extension in II.D, 'unless circumstances dictate a longer time frame,' has no outer bound, whereas PREA caps extensions at 70 days with written notice and a stated decision date; (3) no statement that a youth alleging sexual abuse is not required to use the informal process first, which matters because the order's Purpose and the 'Your Voice' track both push toward informal resolution; (4) no third-party filing right and, in particular, no right for a parent or legal guardian to file a sexual abuse grievance and appeal on the youth's behalf without the youth's agreement, which 115.352(e)(4) requires; (5) no bad-faith-only rule for disciplining a grievant, which interacts with the PREA Policy XIV.A conflict below. Internal Complaints, now reviewed, closes none of the five gaps above. It directs that resident grievances be handled first under the Juvenile Institutions Grievance Policy, and adds one provision worth keeping in the rebuild: every attempt shall be made to interview the grievant and identified resident witnesses regardless of whether they have been released. It also inserts the institutional manager review gate described at row 38, which sits awkwardly against the duty to accept and process a sexual abuse grievance and should be expressly excepted for those allegations.</w:t>
+        <w:t xml:space="preserve">Now assessable. Met: no time limit on filing (I.A); confidential submission that does not pass through the subject staff member (II.B) and assignment only to staff not directly involved in the circumstances (II.F.2.a), which satisfies 115.352(c); appeal heard by a person not directly involved, escalating to the Assistant Division Chief with a five-day decision (IV). The three-business-day initial response and ten-business-day resolution sit comfortably inside the 90-day federal cap. Remaining gaps: (1) no emergency grievance track for an allegation of substantial risk of imminent sexual abuse, which requires immediate forwarding to a level where corrective action can be taken, an initial response within 48 hours, and a final decision within five calendar days, with both documenting the risk determination and the action taken; I.C's 'health and safety issues must be addressed immediately' is close but is not the standard; (2) the extension in II.D, 'unless circumstances dictate a longer time frame,' has no outer bound, whereas PREA caps extensions at 70 days with written notice and a stated decision date; (3) no statement that a youth alleging sexual abuse is not required to use the informal process first, which matters because the order's Purpose and the 'Your Voice' track both push toward informal resolution; (4) no third-party filing right and, in particular, no right for a parent or legal guardian to file a sexual abuse grievance and appeal on the youth's behalf without the youth's agreement, which 115.352(e)(4) requires; (5) no bad-faith-only rule for disciplining a grievant, which interacts with the PREA Policy XIV.A conflict below. Internal Complaints, now reviewed, closes none of the five gaps above. It directs that resident grievances be handled first under the Juvenile Institutions Grievance Policy, and adds one provision worth keeping in the rebuild: every attempt shall be made to interview the grievant and identified resident witnesses regardless of whether they have been released. It also inserts the institutional manager review gate described at row 38, which sits awkwardly against the duty to accept and process a sexual abuse grievance and should be expressly excepted for those allegations. VERIFIED in Revision 5 against Title 15 rev. 04/01/2014, the only edition produced: 1361 is confirmed as cited, running (a) to (f). 1361(b) is directly relevant and was not previously drawn out: it requires that 'the youth shall have the option to confidentially file the grievance.' The confidential filing option is therefore already a state requirement, which narrows what OO 1361 has to add.</w:t>
       </w:r>
     </w:p>
     <w:p>
@@ -14932,7 +15032,7 @@
           <w:sz w:val="19"/>
           <w:szCs w:val="19"/>
         </w:rPr>
-        <w:t xml:space="preserve">Change log: MATERIALLY REVISED: was Not Evidenced / Critical. OO 1361 reviewed; four of the standard's elements are met and five discrete gaps remain. REVISED in 4: Internal Complaints reviewed. None of the five gaps close.</w:t>
+        <w:t xml:space="preserve">Change log: MATERIALLY REVISED: was Not Evidenced / Critical. OO 1361 reviewed; four of the standard's elements are met and five discrete gaps remain. REVISED in 4: Internal Complaints reviewed. None of the five gaps close. VERIFIED in 5: 15 CCR 1361 confirmed against source; 1361(b) confidential filing option added.</w:t>
       </w:r>
     </w:p>
     <w:p>
@@ -17400,7 +17500,7 @@
         <w:rPr>
           <w:color w:val="1A1A1A"/>
         </w:rPr>
-        <w:t xml:space="preserve">Sharpened by OO 1354.5. That order builds a detailed safeguard structure for room confinement: enumerated criteria, imposition only by a supervisor or Watch Commander, YDF manager authorization for any extension and again every four hours, documented justification and reintegration planning, and an enumerated list of provisions that may not be withdrawn. It then places protective separation outside its own scope. The Definitions section defines Separation as limiting a youth's participation in regular programming for a specific purpose including protective custody, and the operative sections govern only Room Confinement and Extended Room Confinement. The practical result is that the placement 115.368 governs, segregated housing used to protect a resident alleged to have suffered sexual abuse, carries fewer written safeguards than a placement used for a youth who is a behavior problem. That is the wrong way round and it is the kind of asymmetry an auditor and a plaintiff both notice. The remedy is less new drafting than extension: apply the OO 1354.5 authorization, documentation, review, and non-deprivable provisions to protective separation, and produce OO 1354 so the two can be reconciled. The daily clinician visit defect recorded at row 35 carries over here, since 115.368 incorporates the 115.342 isolation requirements by reference.</w:t>
+        <w:t xml:space="preserve">Sharpened by OO 1354.5. That order builds a detailed safeguard structure for room confinement: enumerated criteria, imposition only by a supervisor or Watch Commander, YDF manager authorization for any extension and again every four hours, documented justification and reintegration planning, and an enumerated list of provisions that may not be withdrawn. It then places protective separation outside its own scope. The Definitions section defines Separation as limiting a youth's participation in regular programming for a specific purpose including protective custody, and the operative sections govern only Room Confinement and Extended Room Confinement. The practical result is that the placement 115.368 governs, segregated housing used to protect a resident alleged to have suffered sexual abuse, carries fewer written safeguards than a placement used for a youth who is a behavior problem. That is the wrong way round and it is the kind of asymmetry an auditor and a plaintiff both notice. The remedy is less new drafting than extension: apply the OO 1354.5 authorization, documentation, review, and non-deprivable provisions to protective separation, and produce OO 1354 so the two can be reconciled. The daily clinician visit defect recorded at row 35 carries over here, since 115.368 incorporates the 115.342 isolation requirements by reference. VERIFIED in Revision 5 against Title 15 rev. 04/01/2014, the only edition produced: 1354 expressly includes protective custody within separation and requires a daily review of all separated youth, together with retention of normal privileges except as necessary to accomplish the objective of the separation. The protective placement this requirement concerns is therefore already regulated by state law at a level OO 1354.5 does not reach, which raises the value of producing OO 1354. NOT VERIFIED in Revision 5. The only Title 15 edition produced is rev. 04/01/2014, which predates the January 2019 rewrite; that edition contains no section 1354.5. The citation is to the post-2019 text and is carried forward unconfirmed. Obtain the current BSCC edition before quoting it.</w:t>
       </w:r>
     </w:p>
     <w:p>
@@ -17415,7 +17515,7 @@
           <w:sz w:val="19"/>
           <w:szCs w:val="19"/>
         </w:rPr>
-        <w:t xml:space="preserve">Change log: REVISED in 4: OO 1354.5 reviewed. It defines Separation to include protective custody and then regulates only room confinement, leaving the placement this standard governs with fewer safeguards than a behavioral placement.</w:t>
+        <w:t xml:space="preserve">Change log: REVISED in 4: OO 1354.5 reviewed. It defines Separation to include protective custody and then regulates only room confinement, leaving the placement this standard governs with fewer safeguards than a behavioral placement. VERIFIED in 5: 15 CCR 1354 confirmed against source. 1354.5 not confirmed.</w:t>
       </w:r>
     </w:p>
     <w:p>
@@ -18766,7 +18866,7 @@
         <w:rPr>
           <w:color w:val="1A1A1A"/>
         </w:rPr>
-        <w:t xml:space="preserve">The conflict is unchanged. PREA Policy XIV.A still permits discipline where an investigation determines allegations were false. 115.378(f) protects a good-faith report based on a reasonable belief even where the investigation does not substantiate it, and 115.352(g) permits discipline only where the agency demonstrates bad faith. As written the policy chills reporting and it will be read to a jury that way. Rewrite to a bad-faith standard with the burden on the department. OO 1390/1391 contains no false reporting provision, so it neither cures nor compounds that defect; worth preserving in the rewrite is that neither its minor nor its major rule violation list includes false reporting or lying. What OO 1390/1391 does supply, and what revisions 1 through 3 could not credit, is the formal disciplinary process the standard requires. Section IV builds a due process hearing with written notice of the violation before the hearing, a hearing officer who is not a party to the incident, an opportunity to be heard and to present evidence and testimony, staff assistance on request, an interpreter where needed, accommodations for youth with disabilities, limited literacy, and English language learners, a documented finding, administrative review by the Assistant Division Chief, and an appeal under section V that may not increase the sanction. Two strengths beyond the standard should be recorded: section III lists the available consequences and isolation is not among them, and OO 1354.5 I.C.1 independently prohibits room confinement for punishment, so the department has effectively excluded the isolation sanction whose conditions this standard otherwise regulates. That element of the requirement is satisfied by exclusion rather than by compliance, which is a stronger position, and it should be stated that way rather than left to inference. Four defects remain. First, the due process hearing attaches only where the recommended discipline is Program Separation (IV.A, IV.D.2). Sexual misconduct is a major rule violation at II.B.4, but where the recommended consequence is point loss, loss of commissary privilege, early bed, loss of bank points, or demotion to a lower level, no hearing is required by the order's own terms, whereas the standard requires the formal process for any discipline imposed for resident-on-resident sexual abuse. Second, sexual misconduct is listed as a major rule violation and is nowhere defined, so nothing distinguishes coerced from non-coerced sexual activity between residents, and nothing carves out sexual contact with a staff member, which the standard permits to be disciplined only on a finding that the staff member did not consent. That omission is serious in California, where PC 289.6 makes sexual activity between staff and a confined person criminal irrespective of purported consent, so a youth disciplined for sexual misconduct arising from staff contact would be punished for being the victim of a crime. Third, no provision requires consideration of whether a mental disability or mental illness contributed to the behavior when determining sanctions. IV.B.2 provides procedural accommodations at the hearing, which is a different thing, and the Purpose paragraph's trauma-informed language is permissive, using should rather than shall. Fourth, the standard requires sanctions commensurate with the resident's disciplinary history and consistent with those imposed for comparable offenses by residents with similar histories. The Purpose paragraph's least restrictive level language and the appeal ground at V.A.3 for discipline different from that received by others for the same offense reach part of this, but neither states the history-informed comparison. Confirm subsection lettering within 115.378 against the CFR before any of this is quoted in a deliverable; only (f) is verified here.</w:t>
+        <w:t xml:space="preserve">The conflict is unchanged. PREA Policy XIV.A still permits discipline where an investigation determines allegations were false. 115.378(f) protects a good-faith report based on a reasonable belief even where the investigation does not substantiate it, and 115.352(g) permits discipline only where the agency demonstrates bad faith. As written the policy chills reporting and it will be read to a jury that way. Rewrite to a bad-faith standard with the burden on the department. OO 1390/1391 contains no false reporting provision, so it neither cures nor compounds that defect; worth preserving in the rewrite is that neither its minor nor its major rule violation list includes false reporting or lying. What OO 1390/1391 does supply, and what revisions 1 through 3 could not credit, is the formal disciplinary process the standard requires. Section IV builds a due process hearing with written notice of the violation before the hearing, a hearing officer who is not a party to the incident, an opportunity to be heard and to present evidence and testimony, staff assistance on request, an interpreter where needed, accommodations for youth with disabilities, limited literacy, and English language learners, a documented finding, administrative review by the Assistant Division Chief, and an appeal under section V that may not increase the sanction. Two strengths beyond the standard should be recorded: section III lists the available consequences and isolation is not among them, and OO 1354.5 I.C.1 independently prohibits room confinement for punishment, so the department has effectively excluded the isolation sanction whose conditions this standard otherwise regulates. That element of the requirement is satisfied by exclusion rather than by compliance, which is a stronger position, and it should be stated that way rather than left to inference. Four defects remain. First, the due process hearing attaches only where the recommended discipline is Program Separation (IV.A, IV.D.2). Sexual misconduct is a major rule violation at II.B.4, but where the recommended consequence is point loss, loss of commissary privilege, early bed, loss of bank points, or demotion to a lower level, no hearing is required by the order's own terms, whereas the standard requires the formal process for any discipline imposed for resident-on-resident sexual abuse. Second, sexual misconduct is listed as a major rule violation and is nowhere defined, so nothing distinguishes coerced from non-coerced sexual activity between residents, and nothing carves out sexual contact with a staff member, which the standard permits to be disciplined only on a finding that the staff member did not consent. That omission is serious in California, where PC 289.6 makes sexual activity between staff and a confined person criminal irrespective of purported consent, so a youth disciplined for sexual misconduct arising from staff contact would be punished for being the victim of a crime. Third, no provision requires consideration of whether a mental disability or mental illness contributed to the behavior when determining sanctions. IV.B.2 provides procedural accommodations at the hearing, which is a different thing, and the Purpose paragraph's trauma-informed language is permissive, using should rather than shall. Fourth, the standard requires sanctions commensurate with the resident's disciplinary history and consistent with those imposed for comparable offenses by residents with similar histories. The Purpose paragraph's least restrictive level language and the appeal ground at V.A.3 for discipline different from that received by others for the same offense reach part of this, but neither states the history-informed comparison. Confirm subsection lettering within 115.378 against the CFR before any of this is quoted in a deliverable; only (f) is verified here. NEW STATE-LAW DEFECT identified in Revision 5 by verification against source. 15 CCR 1391(e) attaches the due process elements to major rule violations as a class, defining them as violations 'which may include withdrawal from group activities for 24 hours or more or extension of time in custody,' and requires written notice before hearing, hearing by a person not a party to the incident, opportunity to be heard and present evidence and testimony, staff assistance, and administrative review. OO 1390/1391 IV.A attaches the hearing only where the recommended discipline is Program Separation. The department has therefore narrowed the trigger from the regulatory class of major rule violations to a single sanction within that class, so a youth found to have committed a major rule violation and given any lesser consequence receives none of the 1391(e) protections. This was recorded in Revision 4 as a PREA observation; it is now a confirmed Title 15 defect, which makes it actionable on BSCC inspection independent of PREA. 1390 is confirmed as cited: least restrictive level, no corporal or group punishment or degradation, and a ten-item deprivation floor at (a) to (j). OO 1390/1391 I.A exceeds that floor by adding rehabilitative programming as an eleventh item, which is worth preserving in any amendment.</w:t>
       </w:r>
     </w:p>
     <w:p>
@@ -18781,7 +18881,7 @@
           <w:sz w:val="19"/>
           <w:szCs w:val="19"/>
         </w:rPr>
-        <w:t xml:space="preserve">Change log: MATERIALLY REVISED in 4: OO 1390/1391 reviewed. The formal disciplinary process the standard requires now largely exists, so remediation shifts from drafting a process to extending one. The XIV.A conflict is unchanged. Two new defects: the due process trigger is limited to Program Separation, and sexual misconduct is undefined with no staff-consent carve-out.</w:t>
+        <w:t xml:space="preserve">Change log: MATERIALLY REVISED in 4: OO 1390/1391 reviewed. The formal disciplinary process the standard requires now largely exists, so remediation shifts from drafting a process to extending one. The XIV.A conflict is unchanged. Two new defects: the due process trigger is limited to Program Separation, and sexual misconduct is undefined with no staff-consent carve-out. MATERIALLY REVISED in 5: 15 CCR 1391(e) verified against source. The due process trigger defect is now a confirmed Title 15 violation, not only a PREA observation.</w:t>
       </w:r>
     </w:p>
     <w:p>
@@ -19714,13 +19814,23 @@
         <w:rPr>
           <w:color w:val="1A1A1A"/>
         </w:rPr>
-        <w:t xml:space="preserve">Immediate notification of the Duty Supervisor, evidentiary examination, crisis counseling, and follow-up STI and HIV testing as clinically indicated are addressed. Missing: emergency contraception and STI prophylaxis, the no-cost provision, and the express rule that treatment does not depend on naming the abuser or cooperating with the investigation.</w:t>
-      </w:r>
-    </w:p>
-    <w:p>
-      <w:pPr>
-        <w:spacing w:after="160"/>
-      </w:pPr>
+        <w:t xml:space="preserve">Immediate notification of the Duty Supervisor, evidentiary examination, crisis counseling, and follow-up STI and HIV testing as clinically indicated are addressed. Missing: emergency contraception and STI prophylaxis, the no-cost provision, and the express rule that treatment does not depend on naming the abuser or cooperating with the investigation. VERIFIED in Revision 5 against Title 15 rev. 04/01/2014, the only edition produced: 1453 requires policy and procedures both for treating victims of sexual assault and for reporting such incidents to local law enforcement when they occur in the facility.</w:t>
+      </w:r>
+    </w:p>
+    <w:p>
+      <w:pPr>
+        <w:spacing w:after="240" w:line="260"/>
+      </w:pPr>
+      <w:r>
+        <w:rPr>
+          <w:i/>
+          <w:iCs/>
+          <w:color w:val="5A5A5A"/>
+          <w:sz w:val="19"/>
+          <w:szCs w:val="19"/>
+        </w:rPr>
+        <w:t xml:space="preserve">Change log: VERIFIED in 5: 15 CCR 1453 confirmed against source.</w:t>
+      </w:r>
     </w:p>
     <w:p>
       <w:pPr>
@@ -21059,7 +21169,7 @@
         <w:rPr>
           <w:color w:val="1A1A1A"/>
         </w:rPr>
-        <w:t xml:space="preserve">15 CCR 1324 requires the policy manual to be administratively reviewed at least every two years and updated as necessary. The governing PREA policy has not been revised since April 2013 and predates the January 1, 2019 Title 15 rewrite that added 1350.5, 1352.5, 1324(n), and 1361(h), as well as WIC 208.3 and the renumbering of PC 288a to PC 287. The Internal Affairs Administrative Investigations policy is dated January 11, 2011 with no revision shown, making it roughly fifteen years old, and it governs every sexual abuse investigation involving an employee. On its face this is a 1324 review failure independent of any substantive gap. The 2019 and 2020 operations orders (1350.5, 1352, 1360, 1361, 1362) are current by contrast, which makes the age of the two governing documents more conspicuous, not less.</w:t>
+        <w:t xml:space="preserve">15 CCR 1324 requires the policy manual to be administratively reviewed at least every two years and updated as necessary. The governing PREA policy has not been revised since April 2013 and predates the January 1, 2019 Title 15 rewrite that added 1350.5, 1352.5, 1324(n), and 1361(h), as well as WIC 208.3 and the renumbering of PC 288a to PC 287. The Internal Affairs Administrative Investigations policy is dated January 11, 2011 with no revision shown, making it roughly fifteen years old, and it governs every sexual abuse investigation involving an employee. On its face this is a 1324 review failure independent of any substantive gap. The 2019 and 2020 operations orders (1350.5, 1352, 1360, 1361, 1362) are current by contrast, which makes the age of the two governing documents more conspicuous, not less. VERIFIED in Revision 5 against Title 15 rev. 04/01/2014, the only edition produced: 1324 requires the manual to be 'administratively reviewed at a minimum every two years, and updated, as necessary.' The biennial review obligation is confirmed, and it has been in force since at least April 2014, so the age of the PREA Policy (2013) and the Internal Affairs policy (2011) has been a standing defect for over a decade rather than a recent lapse. Note that this edition runs 1324(a) to (j); the (a)-(n) range in this row's citation reflects the post-2019 text and is not confirmed.</w:t>
       </w:r>
     </w:p>
     <w:p>
@@ -21074,7 +21184,7 @@
           <w:sz w:val="19"/>
           <w:szCs w:val="19"/>
         </w:rPr>
-        <w:t xml:space="preserve">Change log: REVISED: Internal Affairs policy age added.</w:t>
+        <w:t xml:space="preserve">Change log: REVISED: Internal Affairs policy age added. VERIFIED in 5: biennial administrative review confirmed against source, in force since at least 04/2014. Subsection range (a)-(n) not confirmed.</w:t>
       </w:r>
     </w:p>
     <w:p>
@@ -21817,7 +21927,7 @@
         <w:rPr>
           <w:color w:val="1A1A1A"/>
         </w:rPr>
-        <w:t xml:space="preserve">Produced and reviewed. The order implements 15 CCR 1352.5 comprehensively: respect for gender identity and preferred pronoun with documented exceptions for gang or slang names (II.A); dress and undergarments consistent with gender identity (II.B); access to qualified medical and behavioral health providers (II.C); safety and privacy for bathroom, shower, and dressing (II.D); individualized housing with documented justification (III.B, III.F); consideration of youth preference and provider recommendations (III.C); no physical search to determine anatomical sex (IV.A.1); and respect for the youth's preference on the gender of searching staff whenever feasible (IV.A.3). Revision 1 of this analysis wrongly reported that no such policy existed and revision 2 could not assess it. The finding is now closed except for the III.I categorical single-room provision, which is tracked in the 115.342(d)-(g) row, and one date problem worth noting: 1352.5 took effect March 1, 2019, and OO 1352 created the conflicting S-8 classification in December 2019 and revised it in February 2020, meaning the later order contradicted the earlier one.</w:t>
+        <w:t xml:space="preserve">Produced and reviewed. The order implements 15 CCR 1352.5 comprehensively: respect for gender identity and preferred pronoun with documented exceptions for gang or slang names (II.A); dress and undergarments consistent with gender identity (II.B); access to qualified medical and behavioral health providers (II.C); safety and privacy for bathroom, shower, and dressing (II.D); individualized housing with documented justification (III.B, III.F); consideration of youth preference and provider recommendations (III.C); no physical search to determine anatomical sex (IV.A.1); and respect for the youth's preference on the gender of searching staff whenever feasible (IV.A.3). Revision 1 of this analysis wrongly reported that no such policy existed and revision 2 could not assess it. The finding is now closed except for the III.I categorical single-room provision, which is tracked in the 115.342(d)-(g) row, and one date problem worth noting: 1352.5 took effect March 1, 2019, and OO 1352 created the conflicting S-8 classification in December 2019 and revised it in February 2020, meaning the later order contradicted the earlier one. NOT VERIFIED in Revision 5. The only Title 15 edition produced is rev. 04/01/2014, which predates the January 2019 rewrite; that edition contains no section 1352.5. The citation is to the post-2019 text and is carried forward unconfirmed. Obtain the current BSCC edition before quoting it.</w:t>
       </w:r>
     </w:p>
     <w:p>
@@ -21832,7 +21942,7 @@
           <w:sz w:val="19"/>
           <w:szCs w:val="19"/>
         </w:rPr>
-        <w:t xml:space="preserve">Change log: MATERIALLY REVISED in 3: policy produced and substantially compliant. Corrects revisions 1 and 2.</w:t>
+        <w:t xml:space="preserve">Change log: MATERIALLY REVISED in 3: policy produced and substantially compliant. Corrects revisions 1 and 2. FLAGGED in 5: 15 CCR 1352.5 not confirmed; absent from the produced edition.</w:t>
       </w:r>
     </w:p>
     <w:p>
@@ -29859,7 +29969,7 @@
         <w:sz w:val="16"/>
         <w:szCs w:val="16"/>
       </w:rPr>
-      <w:t xml:space="preserve">PREA versus Policy crosswalk. YDF, register Revision 4. Not legal advice.</w:t>
+      <w:t xml:space="preserve">PREA versus Policy crosswalk. YDF, register Revision 5. Not legal advice.</w:t>
     </w:r>
   </w:p>
 </w:hdr>
